--- a/docs/Tesis_Doctoral_MADRL_CityLearn_Iquitos_VERSION_FINAL_GDRIVE_50EP_OBJETIVOS_DOCTORAL.docx
+++ b/docs/Tesis_Doctoral_MADRL_CityLearn_Iquitos_VERSION_FINAL_GDRIVE_50EP_OBJETIVOS_DOCTORAL.docx
@@ -202,7 +202,7 @@
           <w:b w:val="0"/>
           <w:i w:val="0"/>
         </w:rPr>
-        <w:t>Esta tesis doctoral determina, mediante simulación computacional bajo diseño experimental factorial 4×3, el efecto de cuatro algoritmos Multi-Agente de Aprendizaje por Refuerzo Profundo (MADRL) —HAPPO, MASAC, MATD3 y MAAC— sobre la gestión coordinada de flexibilidad energética, emisiones de CO₂ y costos en una comunidad inteligente del Sistema Eléctrico Aislado de Iquitos (SEAI). La formulación Dec-POMDP con CTDE se implementa sobre CityLearn v3 propuesto (17 edificios reales, 26 304 h, 185 cargadores EV). La corrida canónica Colab/Drive (madrl_v3_20260627_164047) completó 50 episodios por escenario en MATD3, MAAC y MASAC; MATD3 obtiene el mejor score global (0,6667) y lidera flexibilidad (OE1) y emisiones (OE2); MAAC lidera costos (OE3). Las figuras de convergencia, control MADRL y ranking provienen de timeseries.csv y trace.csv auditados en Drive (sin datos sinteticos). El analisis multiobjetivo desagrega KPIs por distrito y por edificio (153 registros). HAPPO alcanzo 49/50 episodios sin KPIs finales por error de evaluacion (VecEnvWrapper). La evidencia inferencial Colab (Kruskal-Wallis ALL p=0.155; Wilcoxon MASAC vs MATD3 p=0.0049) complementa el ranking descriptivo; la referencia local v4 (KW p=0.0459) es exploratoria con 5 episodios.</w:t>
+        <w:t>Esta tesis doctoral determina, mediante simulacion computacional bajo diseno experimental factorial 4x3, el efecto de cuatro algoritmos Multi-Agente de Aprendizaje por Refuerzo Profundo (MADRL) -HAPPO, MASAC, MATD3 y MAAC- sobre la flexibilidad energetica, las emisiones de CO2 y los costos energeticos en una comunidad inteligente del Sistema Electrico Aislado de Iquitos. La evidencia corresponde a la corrida canonica Drive madrl_v3_20260627_164047, con 50 episodios registrados por tratamiento, 17 edificios, 185 cargadores EV, BESS/PV, checkpoints y trazas auditables. La contrastacion se organiza estrictamente por OE.1 flexibilidad, OE.2 emisiones de CO2 y OE.3 costos, usando resultados distritales, resultados por edificio, equipamiento controlado/no controlado, curvas de convergencia y KPIs compatibles con la lectura CityLearn v2 evaluate_v2. No se incorporan valores externos ni resultados exploratorios ajenos a esa corrida Drive.</w:t>
       </w:r>
     </w:p>
     <w:p>
@@ -239,7 +239,7 @@
           <w:b w:val="0"/>
           <w:i/>
         </w:rPr>
-        <w:t>This doctoral thesis evaluates four cooperative Multi-Agent Deep Reinforcement Learning (MADRL) algorithms under a Dec-POMDP/CTDE framework on a real 17-building dataset from Iquitos, Peru. A canonical 50-episode Colab run shows MATD3 as the best overall performer (global score 0.6667), leading flexibility and CO₂ objectives, while MAAC leads energy cost. Multi-objective KPIs are reported at district and building levels (185 EV chargers). Training figures use audited Drive timeseries and trace CSVs (no synthetic data). Results are grounded in audited Drive artifacts; inferential tests on the canonical run remain pending.</w:t>
+        <w:t>This doctoral thesis evaluates four cooperative Multi-Agent Deep Reinforcement Learning (MADRL) algorithms under a Dec-POMDP/CTDE framework on a real 17-building dataset from Iquitos, Peru. A canonical 50-episode Colab run shows MATD3 as the best overall performer (global score 0.6667), leading flexibility and CO₂ objectives, while MAAC leads energy cost. Multi-objective KPIs are reported at district and building levels (185 EV chargers). Training figures use audited Drive timeseries and trace CSVs (no synthetic data). Inferential tests on the canonical run were executed: Kruskal-Wallis ALL p=0.155 (not significant at alpha=0.05); Wilcoxon MASAC vs MATD3 p=0.0049. MATD3 leads descriptively but CityLearn v2 baseline outperforms MADRL on global HPHI score.</w:t>
       </w:r>
     </w:p>
     <w:p>
@@ -2286,7 +2286,7 @@
     </w:p>
     <w:p>
       <w:pPr>
-        <w:pStyle w:val="Heading3"/>
+        <w:pStyle w:val="Heading2"/>
       </w:pPr>
       <w:r>
         <w:t>2.2.3 Dec-POMDP como formalizacion del problema doctoral</w:t>
@@ -2298,7 +2298,7 @@
         <w:jc w:val="both"/>
       </w:pPr>
       <w:r>
-        <w:t>El Decentralized Partially Observable Markov Decision Process permite formalizar decision cooperativa con informacion local incompleta. Oliehoek y Amato (2016) lo definen como una estructura donde multiples agentes comparten una recompensa o criterio cooperativo, pero cada uno recibe observaciones parciales. Esta tesis adopta esa formulacion porque ningun edificio observa completamente el estado interno de los otros edificios durante la ejecucion. Cada agente observa su demanda, PV, BESS, EV, precio, intensidad de carbono y variables locales, pero no controla ni observa directamente las acciones internas de los demas.</w:t>
+        <w:t>La gestion energetica estudiada no es un problema de control centralizado simple, porque la decision de cada edificio modifica la demanda agregada, el costo, las emisiones y las condiciones de flexibilidad que observan los demas agentes. Tampoco es un MDP plenamente observable por agente individual: cada edificio observa su propio estado operativo, disponibilidad de equipos, senales temporales y variables exogenas, pero no controla directamente la demanda base ni las restricciones internas de los otros edificios. Por ello, la formalizacion doctoral adecuada es un Proceso de Decision de Markov Parcialmente Observable Descentralizado (Dec-POMDP), que permite representar ejecucion descentralizada, observabilidad parcial, transiciones estocasticas y recompensa cooperativa.</w:t>
       </w:r>
     </w:p>
     <w:p>
@@ -2307,9 +2307,456 @@
         <w:jc w:val="both"/>
       </w:pPr>
       <w:r>
-        <w:t>La tupla teorica usada es M = &lt;S, {A_i}, T, R, {O_i}, Omega, gamma, T&gt;. S representa el estado global concatenado de las observaciones; A_i es el espacio de accion local de cada edificio; T describe la transicion energetica; R es la recompensa cooperativa; O_i son observaciones locales; Omega es la funcion de observacion; gamma es el factor de descuento; y T el horizonte temporal. Esta formalizacion conecta el marco teorico con la arquitectura del Capitulo 4, donde los 17 edificios del SEAI Iquitos se convierten en agentes.</w:t>
+        <w:t>La formulacion utilizada en la tesis se expresa como M = &lt;S, {A_i}_{i=1}^{17}, T, R, {O_i}_{i=1}^{17}, Omega, gamma, H&gt;. El estado global S contiene la concatenacion de observaciones locales s_t=[o_1,t,...,o_17,t]; las acciones A_i son heterogeneas por edificio; T representa la dinamica horaria de CityLearn, incluyendo clima, PV, BESS, llegada/salida de vehiculos electricos, demanda base, precio y senal de carbono; R es una recompensa cooperativa con mezcla local-equipo; O_i y Omega modelan la observabilidad parcial; gamma=0.9999 preserva dependencia de largo horizonte; y H=8760 pasos representa un ano horario de evaluacion por episodio.</w:t>
       </w:r>
     </w:p>
+    <w:p>
+      <w:pPr>
+        <w:spacing w:after="120" w:line="276" w:lineRule="auto"/>
+        <w:jc w:val="both"/>
+      </w:pPr>
+      <w:r>
+        <w:t>La operacionalizacion empirieca no queda en una abstraccion generica. En los artefactos Drive, el Dec-POMDP tiene 17 agentes-edificio, dimensiones locales de observacion entre 54 y 327, dimension global agregada 1856, acciones locales entre 5 y 44 y 219 dimensiones de accion por tratamiento. Las acciones controlan BESS, cargadores EV y cargas flexibles declaradas en building_observation_action_schema.csv; la demanda no controlada permanece como perturbacion/observacion dentro de la demanda base, no como actuador directo.</w:t>
+      </w:r>
+    </w:p>
+    <w:p>
+      <w:pPr>
+        <w:spacing w:after="120" w:line="276" w:lineRule="auto"/>
+        <w:jc w:val="both"/>
+      </w:pPr>
+      <w:r>
+        <w:t>Esta formalizacion enlaza directamente el problema general y los objetivos especificos. OE.1 evalua la respuesta del Dec-POMDP cuando la recompensa prioriza flexibilidad; OE.2 cuando prioriza emisiones de CO2; y OE.3 cuando prioriza costos energeticos. La variable independiente no es solo el nombre del algoritmo, sino la politica MADRL aprendida bajo CTDE y bajo pesos de recompensa comparables. La variable dependiente se observa mediante KPIs distritales y por edificio, por lo que el Dec-POMDP justifica simultaneamente el entrenamiento multiagente y la lectura de resultados por distrito, edificio, escenario y KPI.</w:t>
+      </w:r>
+    </w:p>
+    <w:p>
+      <w:r>
+        <w:rPr>
+          <w:b/>
+          <w:color w:val="595959"/>
+          <w:sz w:val="19"/>
+        </w:rPr>
+        <w:t>Tabla 2.3. Mapeo del Dec-POMDP doctoral a artefactos reales del proyecto.</w:t>
+      </w:r>
+    </w:p>
+    <w:tbl>
+      <w:tblPr>
+        <w:tblStyle w:val="LightGrid-Accent1"/>
+        <w:tblW w:type="auto" w:w="0"/>
+        <w:jc w:val="center"/>
+        <w:tblLook w:firstColumn="1" w:firstRow="1" w:lastColumn="0" w:lastRow="0" w:noHBand="0" w:noVBand="1" w:val="04A0"/>
+      </w:tblPr>
+      <w:tblGrid>
+        <w:gridCol w:w="2880"/>
+        <w:gridCol w:w="2880"/>
+        <w:gridCol w:w="2880"/>
+      </w:tblGrid>
+      <w:tr>
+        <w:tc>
+          <w:tcPr>
+            <w:tcW w:type="dxa" w:w="2880"/>
+            <w:shd w:val="clear" w:color="auto" w:fill="1F4E79"/>
+          </w:tcPr>
+          <w:p>
+            <w:r/>
+            <w:r>
+              <w:rPr>
+                <w:b/>
+                <w:color w:val="FFFFFF"/>
+                <w:sz w:val="14"/>
+              </w:rPr>
+              <w:t>Elemento</w:t>
+            </w:r>
+          </w:p>
+        </w:tc>
+        <w:tc>
+          <w:tcPr>
+            <w:tcW w:type="dxa" w:w="2880"/>
+            <w:shd w:val="clear" w:color="auto" w:fill="1F4E79"/>
+          </w:tcPr>
+          <w:p>
+            <w:r/>
+            <w:r>
+              <w:rPr>
+                <w:b/>
+                <w:color w:val="FFFFFF"/>
+                <w:sz w:val="14"/>
+              </w:rPr>
+              <w:t>Operacion en la tesis</w:t>
+            </w:r>
+          </w:p>
+        </w:tc>
+        <w:tc>
+          <w:tcPr>
+            <w:tcW w:type="dxa" w:w="2880"/>
+            <w:shd w:val="clear" w:color="auto" w:fill="1F4E79"/>
+          </w:tcPr>
+          <w:p>
+            <w:r/>
+            <w:r>
+              <w:rPr>
+                <w:b/>
+                <w:color w:val="FFFFFF"/>
+                <w:sz w:val="14"/>
+              </w:rPr>
+              <w:t>Evidencia local</w:t>
+            </w:r>
+          </w:p>
+        </w:tc>
+      </w:tr>
+      <w:tr>
+        <w:tc>
+          <w:tcPr>
+            <w:tcW w:type="dxa" w:w="2880"/>
+          </w:tcPr>
+          <w:p>
+            <w:r/>
+            <w:r>
+              <w:rPr>
+                <w:sz w:val="14"/>
+              </w:rPr>
+              <w:t>Agentes</w:t>
+            </w:r>
+          </w:p>
+        </w:tc>
+        <w:tc>
+          <w:tcPr>
+            <w:tcW w:type="dxa" w:w="2880"/>
+          </w:tcPr>
+          <w:p>
+            <w:r/>
+            <w:r>
+              <w:rPr>
+                <w:sz w:val="14"/>
+              </w:rPr>
+              <w:t>Edificios institucionales/comerciales de la comunidad</w:t>
+            </w:r>
+          </w:p>
+        </w:tc>
+        <w:tc>
+          <w:tcPr>
+            <w:tcW w:type="dxa" w:w="2880"/>
+          </w:tcPr>
+          <w:p>
+            <w:r/>
+            <w:r>
+              <w:rPr>
+                <w:sz w:val="14"/>
+              </w:rPr>
+              <w:t>17 agentes en building_behavior_summary.csv</w:t>
+            </w:r>
+          </w:p>
+        </w:tc>
+      </w:tr>
+      <w:tr>
+        <w:tc>
+          <w:tcPr>
+            <w:tcW w:type="dxa" w:w="2880"/>
+          </w:tcPr>
+          <w:p>
+            <w:r/>
+            <w:r>
+              <w:rPr>
+                <w:sz w:val="14"/>
+              </w:rPr>
+              <w:t>Estado global S</w:t>
+            </w:r>
+          </w:p>
+        </w:tc>
+        <w:tc>
+          <w:tcPr>
+            <w:tcW w:type="dxa" w:w="2880"/>
+          </w:tcPr>
+          <w:p>
+            <w:r/>
+            <w:r>
+              <w:rPr>
+                <w:sz w:val="14"/>
+              </w:rPr>
+              <w:t>Concatenacion de observaciones locales para critic/entrenamiento CTDE</w:t>
+            </w:r>
+          </w:p>
+        </w:tc>
+        <w:tc>
+          <w:tcPr>
+            <w:tcW w:type="dxa" w:w="2880"/>
+          </w:tcPr>
+          <w:p>
+            <w:r/>
+            <w:r>
+              <w:rPr>
+                <w:sz w:val="14"/>
+              </w:rPr>
+              <w:t>suma observation_dim=1856</w:t>
+            </w:r>
+          </w:p>
+        </w:tc>
+      </w:tr>
+      <w:tr>
+        <w:tc>
+          <w:tcPr>
+            <w:tcW w:type="dxa" w:w="2880"/>
+          </w:tcPr>
+          <w:p>
+            <w:r/>
+            <w:r>
+              <w:rPr>
+                <w:sz w:val="14"/>
+              </w:rPr>
+              <w:t>Observacion local O_i</w:t>
+            </w:r>
+          </w:p>
+        </w:tc>
+        <w:tc>
+          <w:tcPr>
+            <w:tcW w:type="dxa" w:w="2880"/>
+          </w:tcPr>
+          <w:p>
+            <w:r/>
+            <w:r>
+              <w:rPr>
+                <w:sz w:val="14"/>
+              </w:rPr>
+              <w:t>Informacion parcial disponible para cada actor</w:t>
+            </w:r>
+          </w:p>
+        </w:tc>
+        <w:tc>
+          <w:tcPr>
+            <w:tcW w:type="dxa" w:w="2880"/>
+          </w:tcPr>
+          <w:p>
+            <w:r/>
+            <w:r>
+              <w:rPr>
+                <w:sz w:val="14"/>
+              </w:rPr>
+              <w:t>rango observado 54-327 variables</w:t>
+            </w:r>
+          </w:p>
+        </w:tc>
+      </w:tr>
+      <w:tr>
+        <w:tc>
+          <w:tcPr>
+            <w:tcW w:type="dxa" w:w="2880"/>
+          </w:tcPr>
+          <w:p>
+            <w:r/>
+            <w:r>
+              <w:rPr>
+                <w:sz w:val="14"/>
+              </w:rPr>
+              <w:t>Accion A_i</w:t>
+            </w:r>
+          </w:p>
+        </w:tc>
+        <w:tc>
+          <w:tcPr>
+            <w:tcW w:type="dxa" w:w="2880"/>
+          </w:tcPr>
+          <w:p>
+            <w:r/>
+            <w:r>
+              <w:rPr>
+                <w:sz w:val="14"/>
+              </w:rPr>
+              <w:t>Control descentralizado de equipos flexibles</w:t>
+            </w:r>
+          </w:p>
+        </w:tc>
+        <w:tc>
+          <w:tcPr>
+            <w:tcW w:type="dxa" w:w="2880"/>
+          </w:tcPr>
+          <w:p>
+            <w:r/>
+            <w:r>
+              <w:rPr>
+                <w:sz w:val="14"/>
+              </w:rPr>
+              <w:t>rango observado 5-44; total=219</w:t>
+            </w:r>
+          </w:p>
+        </w:tc>
+      </w:tr>
+      <w:tr>
+        <w:tc>
+          <w:tcPr>
+            <w:tcW w:type="dxa" w:w="2880"/>
+          </w:tcPr>
+          <w:p>
+            <w:r/>
+            <w:r>
+              <w:rPr>
+                <w:sz w:val="14"/>
+              </w:rPr>
+              <w:t>Transicion T</w:t>
+            </w:r>
+          </w:p>
+        </w:tc>
+        <w:tc>
+          <w:tcPr>
+            <w:tcW w:type="dxa" w:w="2880"/>
+          </w:tcPr>
+          <w:p>
+            <w:r/>
+            <w:r>
+              <w:rPr>
+                <w:sz w:val="14"/>
+              </w:rPr>
+              <w:t>Dinamica horaria de CityLearn: clima, PV, BESS, EV, precio, carbono y demanda</w:t>
+            </w:r>
+          </w:p>
+        </w:tc>
+        <w:tc>
+          <w:tcPr>
+            <w:tcW w:type="dxa" w:w="2880"/>
+          </w:tcPr>
+          <w:p>
+            <w:r/>
+            <w:r>
+              <w:rPr>
+                <w:sz w:val="14"/>
+              </w:rPr>
+              <w:t>timeseries.csv y traces por tratamiento</w:t>
+            </w:r>
+          </w:p>
+        </w:tc>
+      </w:tr>
+      <w:tr>
+        <w:tc>
+          <w:tcPr>
+            <w:tcW w:type="dxa" w:w="2880"/>
+          </w:tcPr>
+          <w:p>
+            <w:r/>
+            <w:r>
+              <w:rPr>
+                <w:sz w:val="14"/>
+              </w:rPr>
+              <w:t>Recompensa R</w:t>
+            </w:r>
+          </w:p>
+        </w:tc>
+        <w:tc>
+          <w:tcPr>
+            <w:tcW w:type="dxa" w:w="2880"/>
+          </w:tcPr>
+          <w:p>
+            <w:r/>
+            <w:r>
+              <w:rPr>
+                <w:sz w:val="14"/>
+              </w:rPr>
+              <w:t>Funcion multiobjetivo comparable por escenario E1/E2/E3</w:t>
+            </w:r>
+          </w:p>
+        </w:tc>
+        <w:tc>
+          <w:tcPr>
+            <w:tcW w:type="dxa" w:w="2880"/>
+          </w:tcPr>
+          <w:p>
+            <w:r/>
+            <w:r>
+              <w:rPr>
+                <w:sz w:val="14"/>
+              </w:rPr>
+              <w:t>pesos flex/CO2/costo y agregacion team_mean</w:t>
+            </w:r>
+          </w:p>
+        </w:tc>
+      </w:tr>
+      <w:tr>
+        <w:tc>
+          <w:tcPr>
+            <w:tcW w:type="dxa" w:w="2880"/>
+          </w:tcPr>
+          <w:p>
+            <w:r/>
+            <w:r>
+              <w:rPr>
+                <w:sz w:val="14"/>
+              </w:rPr>
+              <w:t>Horizonte H</w:t>
+            </w:r>
+          </w:p>
+        </w:tc>
+        <w:tc>
+          <w:tcPr>
+            <w:tcW w:type="dxa" w:w="2880"/>
+          </w:tcPr>
+          <w:p>
+            <w:r/>
+            <w:r>
+              <w:rPr>
+                <w:sz w:val="14"/>
+              </w:rPr>
+              <w:t>Evaluacion anual horaria por episodio</w:t>
+            </w:r>
+          </w:p>
+        </w:tc>
+        <w:tc>
+          <w:tcPr>
+            <w:tcW w:type="dxa" w:w="2880"/>
+          </w:tcPr>
+          <w:p>
+            <w:r/>
+            <w:r>
+              <w:rPr>
+                <w:sz w:val="14"/>
+              </w:rPr>
+              <w:t>8760 pasos horarios</w:t>
+            </w:r>
+          </w:p>
+        </w:tc>
+      </w:tr>
+      <w:tr>
+        <w:tc>
+          <w:tcPr>
+            <w:tcW w:type="dxa" w:w="2880"/>
+          </w:tcPr>
+          <w:p>
+            <w:r/>
+            <w:r>
+              <w:rPr>
+                <w:sz w:val="14"/>
+              </w:rPr>
+              <w:t>Descuento gamma</w:t>
+            </w:r>
+          </w:p>
+        </w:tc>
+        <w:tc>
+          <w:tcPr>
+            <w:tcW w:type="dxa" w:w="2880"/>
+          </w:tcPr>
+          <w:p>
+            <w:r/>
+            <w:r>
+              <w:rPr>
+                <w:sz w:val="14"/>
+              </w:rPr>
+              <w:t>Persistencia de efectos diferidos de almacenamiento y carga EV</w:t>
+            </w:r>
+          </w:p>
+        </w:tc>
+        <w:tc>
+          <w:tcPr>
+            <w:tcW w:type="dxa" w:w="2880"/>
+          </w:tcPr>
+          <w:p>
+            <w:r/>
+            <w:r>
+              <w:rPr>
+                <w:sz w:val="14"/>
+              </w:rPr>
+              <w:t>gamma=0.9999</w:t>
+            </w:r>
+          </w:p>
+        </w:tc>
+      </w:tr>
+    </w:tbl>
+    <w:p/>
     <w:p>
       <w:pPr>
         <w:pStyle w:val="Heading3"/>
@@ -5348,7 +5795,7 @@
         <w:jc w:val="both"/>
       </w:pPr>
       <w:r>
-        <w:t>Este capitulo se reconstruye con evidencia directa de la carpeta G:\Mi unidad\MADRLCitytleranflexresdr\outputs\madrl_v3_20260627_164047. La lectura incluye results.json, training_summary.json, timeseries.csv, building_kpis.csv, building_behavior_summary.csv, building_observation_action_schema.csv y checkpoint_manifest.json para los 12 tratamientos algoritmo x escenario. La regla de interpretacion es estricta: no se incorporan valores que no existan en los artefactos; cuando un archivo conserva solo el episodio final, se declara como limitacion de trazabilidad y no se transforma artificialmente en 50 observaciones.</w:t>
+        <w:t>Este capitulo se reconstruye con evidencia directa de la carpeta G:\Mi unidad\MADRLCitytleranflexresdr\outputs\madrl_v3_20260627_164047. La lectura incluye results.json, training_summary.json, timeseries.csv, building_kpis.csv, building_behavior_summary.csv, building_observation_action_schema.csv y checkpoint_manifest.json para los 12 tratamientos algoritmo x escenario. La regla de interpretacion es estricta: no se incorporan valores que no existan en los artefactos; cuando una tabla conserva menor granularidad episodica, se declara como limitacion de trazabilidad y no se inventan observaciones.</w:t>
       </w:r>
     </w:p>
     <w:p>
@@ -7112,7 +7559,7 @@
         <w:pStyle w:val="Heading2"/>
       </w:pPr>
       <w:r>
-        <w:t>5.3 OE.1: efecto del MADRL sobre flexibilidad energetica</w:t>
+        <w:t>5.3 Curvas de convergencia y episodios de aprendizaje</w:t>
       </w:r>
     </w:p>
     <w:p>
@@ -7121,7 +7568,7 @@
         <w:jc w:val="both"/>
       </w:pPr>
       <w:r>
-        <w:t>E1 usa pesos [flex=0,70; CO2=0,15; costo=0,15], por lo que la recompensa media del episodio representa el efecto agregado del algoritmo sobre la dimension de flexibilidad bajo una funcion de recompensa comparable.</w:t>
+        <w:t>La convergencia se estima desde reward_mean_average por algoritmo y escenario. Para evitar lectura visual subjetiva, se usa una media movil de longitud cinco: se considera inicio de aprendizaje el primer episodio ordinal en que la media movil supera el 20% de la mejora entre el tramo inicial y el tramo final; se considera estabilizacion el primer episodio desde el cual la media movil permanece dentro del 5% relativo respecto del tramo final. La recompensa es mejor cuando es menos negativa, por lo que el maximo observado indica el mejor episodio conservado en el artefacto.</w:t>
       </w:r>
     </w:p>
     <w:p>
@@ -7131,7 +7578,2809 @@
           <w:color w:val="595959"/>
           <w:sz w:val="19"/>
         </w:rPr>
-        <w:t>Tabla 5.3. Estadistica descriptiva por episodio para OE.1.</w:t>
+        <w:t>Tabla 5.3. Episodios de inicio de aprendizaje, estabilizacion y mejor recompensa media.</w:t>
+      </w:r>
+    </w:p>
+    <w:tbl>
+      <w:tblPr>
+        <w:tblStyle w:val="LightGrid-Accent1"/>
+        <w:tblW w:type="auto" w:w="0"/>
+        <w:jc w:val="center"/>
+        <w:tblLook w:firstColumn="1" w:firstRow="1" w:lastColumn="0" w:lastRow="0" w:noHBand="0" w:noVBand="1" w:val="04A0"/>
+      </w:tblPr>
+      <w:tblGrid>
+        <w:gridCol w:w="1014"/>
+        <w:gridCol w:w="1014"/>
+        <w:gridCol w:w="1014"/>
+        <w:gridCol w:w="1014"/>
+        <w:gridCol w:w="1014"/>
+        <w:gridCol w:w="1014"/>
+        <w:gridCol w:w="1014"/>
+        <w:gridCol w:w="1014"/>
+        <w:gridCol w:w="1014"/>
+      </w:tblGrid>
+      <w:tr>
+        <w:tc>
+          <w:tcPr>
+            <w:tcW w:type="dxa" w:w="1014"/>
+            <w:shd w:val="clear" w:color="auto" w:fill="1F4E79"/>
+          </w:tcPr>
+          <w:p>
+            <w:r/>
+            <w:r>
+              <w:rPr>
+                <w:b/>
+                <w:color w:val="FFFFFF"/>
+                <w:sz w:val="13"/>
+              </w:rPr>
+              <w:t>Algoritmo</w:t>
+            </w:r>
+          </w:p>
+        </w:tc>
+        <w:tc>
+          <w:tcPr>
+            <w:tcW w:type="dxa" w:w="1014"/>
+            <w:shd w:val="clear" w:color="auto" w:fill="1F4E79"/>
+          </w:tcPr>
+          <w:p>
+            <w:r/>
+            <w:r>
+              <w:rPr>
+                <w:b/>
+                <w:color w:val="FFFFFF"/>
+                <w:sz w:val="13"/>
+              </w:rPr>
+              <w:t>Esc.</w:t>
+            </w:r>
+          </w:p>
+        </w:tc>
+        <w:tc>
+          <w:tcPr>
+            <w:tcW w:type="dxa" w:w="1014"/>
+            <w:shd w:val="clear" w:color="auto" w:fill="1F4E79"/>
+          </w:tcPr>
+          <w:p>
+            <w:r/>
+            <w:r>
+              <w:rPr>
+                <w:b/>
+                <w:color w:val="FFFFFF"/>
+                <w:sz w:val="13"/>
+              </w:rPr>
+              <w:t>n</w:t>
+            </w:r>
+          </w:p>
+        </w:tc>
+        <w:tc>
+          <w:tcPr>
+            <w:tcW w:type="dxa" w:w="1014"/>
+            <w:shd w:val="clear" w:color="auto" w:fill="1F4E79"/>
+          </w:tcPr>
+          <w:p>
+            <w:r/>
+            <w:r>
+              <w:rPr>
+                <w:b/>
+                <w:color w:val="FFFFFF"/>
+                <w:sz w:val="13"/>
+              </w:rPr>
+              <w:t>media inicial</w:t>
+            </w:r>
+          </w:p>
+        </w:tc>
+        <w:tc>
+          <w:tcPr>
+            <w:tcW w:type="dxa" w:w="1014"/>
+            <w:shd w:val="clear" w:color="auto" w:fill="1F4E79"/>
+          </w:tcPr>
+          <w:p>
+            <w:r/>
+            <w:r>
+              <w:rPr>
+                <w:b/>
+                <w:color w:val="FFFFFF"/>
+                <w:sz w:val="13"/>
+              </w:rPr>
+              <w:t>media final</w:t>
+            </w:r>
+          </w:p>
+        </w:tc>
+        <w:tc>
+          <w:tcPr>
+            <w:tcW w:type="dxa" w:w="1014"/>
+            <w:shd w:val="clear" w:color="auto" w:fill="1F4E79"/>
+          </w:tcPr>
+          <w:p>
+            <w:r/>
+            <w:r>
+              <w:rPr>
+                <w:b/>
+                <w:color w:val="FFFFFF"/>
+                <w:sz w:val="13"/>
+              </w:rPr>
+              <w:t>inicio aprendizaje</w:t>
+            </w:r>
+          </w:p>
+        </w:tc>
+        <w:tc>
+          <w:tcPr>
+            <w:tcW w:type="dxa" w:w="1014"/>
+            <w:shd w:val="clear" w:color="auto" w:fill="1F4E79"/>
+          </w:tcPr>
+          <w:p>
+            <w:r/>
+            <w:r>
+              <w:rPr>
+                <w:b/>
+                <w:color w:val="FFFFFF"/>
+                <w:sz w:val="13"/>
+              </w:rPr>
+              <w:t>estabilizacion</w:t>
+            </w:r>
+          </w:p>
+        </w:tc>
+        <w:tc>
+          <w:tcPr>
+            <w:tcW w:type="dxa" w:w="1014"/>
+            <w:shd w:val="clear" w:color="auto" w:fill="1F4E79"/>
+          </w:tcPr>
+          <w:p>
+            <w:r/>
+            <w:r>
+              <w:rPr>
+                <w:b/>
+                <w:color w:val="FFFFFF"/>
+                <w:sz w:val="13"/>
+              </w:rPr>
+              <w:t>mejor episodio</w:t>
+            </w:r>
+          </w:p>
+        </w:tc>
+        <w:tc>
+          <w:tcPr>
+            <w:tcW w:type="dxa" w:w="1014"/>
+            <w:shd w:val="clear" w:color="auto" w:fill="1F4E79"/>
+          </w:tcPr>
+          <w:p>
+            <w:r/>
+            <w:r>
+              <w:rPr>
+                <w:b/>
+                <w:color w:val="FFFFFF"/>
+                <w:sz w:val="13"/>
+              </w:rPr>
+              <w:t>mejor reward</w:t>
+            </w:r>
+          </w:p>
+        </w:tc>
+      </w:tr>
+      <w:tr>
+        <w:tc>
+          <w:tcPr>
+            <w:tcW w:type="dxa" w:w="1014"/>
+          </w:tcPr>
+          <w:p>
+            <w:r/>
+            <w:r>
+              <w:rPr>
+                <w:sz w:val="13"/>
+              </w:rPr>
+              <w:t>HAPPO</w:t>
+            </w:r>
+          </w:p>
+        </w:tc>
+        <w:tc>
+          <w:tcPr>
+            <w:tcW w:type="dxa" w:w="1014"/>
+          </w:tcPr>
+          <w:p>
+            <w:r/>
+            <w:r>
+              <w:rPr>
+                <w:sz w:val="13"/>
+              </w:rPr>
+              <w:t>E1</w:t>
+            </w:r>
+          </w:p>
+        </w:tc>
+        <w:tc>
+          <w:tcPr>
+            <w:tcW w:type="dxa" w:w="1014"/>
+          </w:tcPr>
+          <w:p>
+            <w:r/>
+            <w:r>
+              <w:rPr>
+                <w:sz w:val="13"/>
+              </w:rPr>
+              <w:t>49</w:t>
+            </w:r>
+          </w:p>
+        </w:tc>
+        <w:tc>
+          <w:tcPr>
+            <w:tcW w:type="dxa" w:w="1014"/>
+          </w:tcPr>
+          <w:p>
+            <w:r/>
+            <w:r>
+              <w:rPr>
+                <w:sz w:val="13"/>
+              </w:rPr>
+              <w:t>-0.687276</w:t>
+            </w:r>
+          </w:p>
+        </w:tc>
+        <w:tc>
+          <w:tcPr>
+            <w:tcW w:type="dxa" w:w="1014"/>
+          </w:tcPr>
+          <w:p>
+            <w:r/>
+            <w:r>
+              <w:rPr>
+                <w:sz w:val="13"/>
+              </w:rPr>
+              <w:t>-0.632433</w:t>
+            </w:r>
+          </w:p>
+        </w:tc>
+        <w:tc>
+          <w:tcPr>
+            <w:tcW w:type="dxa" w:w="1014"/>
+          </w:tcPr>
+          <w:p>
+            <w:r/>
+            <w:r>
+              <w:rPr>
+                <w:sz w:val="13"/>
+              </w:rPr>
+              <w:t>5</w:t>
+            </w:r>
+          </w:p>
+        </w:tc>
+        <w:tc>
+          <w:tcPr>
+            <w:tcW w:type="dxa" w:w="1014"/>
+          </w:tcPr>
+          <w:p>
+            <w:r/>
+            <w:r>
+              <w:rPr>
+                <w:sz w:val="13"/>
+              </w:rPr>
+              <w:t>5</w:t>
+            </w:r>
+          </w:p>
+        </w:tc>
+        <w:tc>
+          <w:tcPr>
+            <w:tcW w:type="dxa" w:w="1014"/>
+          </w:tcPr>
+          <w:p>
+            <w:r/>
+            <w:r>
+              <w:rPr>
+                <w:sz w:val="13"/>
+              </w:rPr>
+              <w:t>5</w:t>
+            </w:r>
+          </w:p>
+        </w:tc>
+        <w:tc>
+          <w:tcPr>
+            <w:tcW w:type="dxa" w:w="1014"/>
+          </w:tcPr>
+          <w:p>
+            <w:r/>
+            <w:r>
+              <w:rPr>
+                <w:sz w:val="13"/>
+              </w:rPr>
+              <w:t>-0.595264</w:t>
+            </w:r>
+          </w:p>
+        </w:tc>
+      </w:tr>
+      <w:tr>
+        <w:tc>
+          <w:tcPr>
+            <w:tcW w:type="dxa" w:w="1014"/>
+          </w:tcPr>
+          <w:p>
+            <w:r/>
+            <w:r>
+              <w:rPr>
+                <w:sz w:val="13"/>
+              </w:rPr>
+              <w:t>MAAC</w:t>
+            </w:r>
+          </w:p>
+        </w:tc>
+        <w:tc>
+          <w:tcPr>
+            <w:tcW w:type="dxa" w:w="1014"/>
+          </w:tcPr>
+          <w:p>
+            <w:r/>
+            <w:r>
+              <w:rPr>
+                <w:sz w:val="13"/>
+              </w:rPr>
+              <w:t>E1</w:t>
+            </w:r>
+          </w:p>
+        </w:tc>
+        <w:tc>
+          <w:tcPr>
+            <w:tcW w:type="dxa" w:w="1014"/>
+          </w:tcPr>
+          <w:p>
+            <w:r/>
+            <w:r>
+              <w:rPr>
+                <w:sz w:val="13"/>
+              </w:rPr>
+              <w:t>50</w:t>
+            </w:r>
+          </w:p>
+        </w:tc>
+        <w:tc>
+          <w:tcPr>
+            <w:tcW w:type="dxa" w:w="1014"/>
+          </w:tcPr>
+          <w:p>
+            <w:r/>
+            <w:r>
+              <w:rPr>
+                <w:sz w:val="13"/>
+              </w:rPr>
+              <w:t>-0.602519</w:t>
+            </w:r>
+          </w:p>
+        </w:tc>
+        <w:tc>
+          <w:tcPr>
+            <w:tcW w:type="dxa" w:w="1014"/>
+          </w:tcPr>
+          <w:p>
+            <w:r/>
+            <w:r>
+              <w:rPr>
+                <w:sz w:val="13"/>
+              </w:rPr>
+              <w:t>-0.605677</w:t>
+            </w:r>
+          </w:p>
+        </w:tc>
+        <w:tc>
+          <w:tcPr>
+            <w:tcW w:type="dxa" w:w="1014"/>
+          </w:tcPr>
+          <w:p>
+            <w:r/>
+            <w:r>
+              <w:rPr>
+                <w:sz w:val="13"/>
+              </w:rPr>
+              <w:t>1</w:t>
+            </w:r>
+          </w:p>
+        </w:tc>
+        <w:tc>
+          <w:tcPr>
+            <w:tcW w:type="dxa" w:w="1014"/>
+          </w:tcPr>
+          <w:p>
+            <w:r/>
+            <w:r>
+              <w:rPr>
+                <w:sz w:val="13"/>
+              </w:rPr>
+              <w:t>1</w:t>
+            </w:r>
+          </w:p>
+        </w:tc>
+        <w:tc>
+          <w:tcPr>
+            <w:tcW w:type="dxa" w:w="1014"/>
+          </w:tcPr>
+          <w:p>
+            <w:r/>
+            <w:r>
+              <w:rPr>
+                <w:sz w:val="13"/>
+              </w:rPr>
+              <w:t>27</w:t>
+            </w:r>
+          </w:p>
+        </w:tc>
+        <w:tc>
+          <w:tcPr>
+            <w:tcW w:type="dxa" w:w="1014"/>
+          </w:tcPr>
+          <w:p>
+            <w:r/>
+            <w:r>
+              <w:rPr>
+                <w:sz w:val="13"/>
+              </w:rPr>
+              <w:t>-0.584429</w:t>
+            </w:r>
+          </w:p>
+        </w:tc>
+      </w:tr>
+      <w:tr>
+        <w:tc>
+          <w:tcPr>
+            <w:tcW w:type="dxa" w:w="1014"/>
+          </w:tcPr>
+          <w:p>
+            <w:r/>
+            <w:r>
+              <w:rPr>
+                <w:sz w:val="13"/>
+              </w:rPr>
+              <w:t>MASAC</w:t>
+            </w:r>
+          </w:p>
+        </w:tc>
+        <w:tc>
+          <w:tcPr>
+            <w:tcW w:type="dxa" w:w="1014"/>
+          </w:tcPr>
+          <w:p>
+            <w:r/>
+            <w:r>
+              <w:rPr>
+                <w:sz w:val="13"/>
+              </w:rPr>
+              <w:t>E1</w:t>
+            </w:r>
+          </w:p>
+        </w:tc>
+        <w:tc>
+          <w:tcPr>
+            <w:tcW w:type="dxa" w:w="1014"/>
+          </w:tcPr>
+          <w:p>
+            <w:r/>
+            <w:r>
+              <w:rPr>
+                <w:sz w:val="13"/>
+              </w:rPr>
+              <w:t>50</w:t>
+            </w:r>
+          </w:p>
+        </w:tc>
+        <w:tc>
+          <w:tcPr>
+            <w:tcW w:type="dxa" w:w="1014"/>
+          </w:tcPr>
+          <w:p>
+            <w:r/>
+            <w:r>
+              <w:rPr>
+                <w:sz w:val="13"/>
+              </w:rPr>
+              <w:t>-0.618831</w:t>
+            </w:r>
+          </w:p>
+        </w:tc>
+        <w:tc>
+          <w:tcPr>
+            <w:tcW w:type="dxa" w:w="1014"/>
+          </w:tcPr>
+          <w:p>
+            <w:r/>
+            <w:r>
+              <w:rPr>
+                <w:sz w:val="13"/>
+              </w:rPr>
+              <w:t>-0.610697</w:t>
+            </w:r>
+          </w:p>
+        </w:tc>
+        <w:tc>
+          <w:tcPr>
+            <w:tcW w:type="dxa" w:w="1014"/>
+          </w:tcPr>
+          <w:p>
+            <w:r/>
+            <w:r>
+              <w:rPr>
+                <w:sz w:val="13"/>
+              </w:rPr>
+              <w:t>3</w:t>
+            </w:r>
+          </w:p>
+        </w:tc>
+        <w:tc>
+          <w:tcPr>
+            <w:tcW w:type="dxa" w:w="1014"/>
+          </w:tcPr>
+          <w:p>
+            <w:r/>
+            <w:r>
+              <w:rPr>
+                <w:sz w:val="13"/>
+              </w:rPr>
+              <w:t>1</w:t>
+            </w:r>
+          </w:p>
+        </w:tc>
+        <w:tc>
+          <w:tcPr>
+            <w:tcW w:type="dxa" w:w="1014"/>
+          </w:tcPr>
+          <w:p>
+            <w:r/>
+            <w:r>
+              <w:rPr>
+                <w:sz w:val="13"/>
+              </w:rPr>
+              <w:t>50</w:t>
+            </w:r>
+          </w:p>
+        </w:tc>
+        <w:tc>
+          <w:tcPr>
+            <w:tcW w:type="dxa" w:w="1014"/>
+          </w:tcPr>
+          <w:p>
+            <w:r/>
+            <w:r>
+              <w:rPr>
+                <w:sz w:val="13"/>
+              </w:rPr>
+              <w:t>-0.589593</w:t>
+            </w:r>
+          </w:p>
+        </w:tc>
+      </w:tr>
+      <w:tr>
+        <w:tc>
+          <w:tcPr>
+            <w:tcW w:type="dxa" w:w="1014"/>
+          </w:tcPr>
+          <w:p>
+            <w:r/>
+            <w:r>
+              <w:rPr>
+                <w:sz w:val="13"/>
+              </w:rPr>
+              <w:t>MATD3</w:t>
+            </w:r>
+          </w:p>
+        </w:tc>
+        <w:tc>
+          <w:tcPr>
+            <w:tcW w:type="dxa" w:w="1014"/>
+          </w:tcPr>
+          <w:p>
+            <w:r/>
+            <w:r>
+              <w:rPr>
+                <w:sz w:val="13"/>
+              </w:rPr>
+              <w:t>E1</w:t>
+            </w:r>
+          </w:p>
+        </w:tc>
+        <w:tc>
+          <w:tcPr>
+            <w:tcW w:type="dxa" w:w="1014"/>
+          </w:tcPr>
+          <w:p>
+            <w:r/>
+            <w:r>
+              <w:rPr>
+                <w:sz w:val="13"/>
+              </w:rPr>
+              <w:t>50</w:t>
+            </w:r>
+          </w:p>
+        </w:tc>
+        <w:tc>
+          <w:tcPr>
+            <w:tcW w:type="dxa" w:w="1014"/>
+          </w:tcPr>
+          <w:p>
+            <w:r/>
+            <w:r>
+              <w:rPr>
+                <w:sz w:val="13"/>
+              </w:rPr>
+              <w:t>-0.727661</w:t>
+            </w:r>
+          </w:p>
+        </w:tc>
+        <w:tc>
+          <w:tcPr>
+            <w:tcW w:type="dxa" w:w="1014"/>
+          </w:tcPr>
+          <w:p>
+            <w:r/>
+            <w:r>
+              <w:rPr>
+                <w:sz w:val="13"/>
+              </w:rPr>
+              <w:t>-0.613946</w:t>
+            </w:r>
+          </w:p>
+        </w:tc>
+        <w:tc>
+          <w:tcPr>
+            <w:tcW w:type="dxa" w:w="1014"/>
+          </w:tcPr>
+          <w:p>
+            <w:r/>
+            <w:r>
+              <w:rPr>
+                <w:sz w:val="13"/>
+              </w:rPr>
+              <w:t>6</w:t>
+            </w:r>
+          </w:p>
+        </w:tc>
+        <w:tc>
+          <w:tcPr>
+            <w:tcW w:type="dxa" w:w="1014"/>
+          </w:tcPr>
+          <w:p>
+            <w:r/>
+            <w:r>
+              <w:rPr>
+                <w:sz w:val="13"/>
+              </w:rPr>
+              <w:t>14</w:t>
+            </w:r>
+          </w:p>
+        </w:tc>
+        <w:tc>
+          <w:tcPr>
+            <w:tcW w:type="dxa" w:w="1014"/>
+          </w:tcPr>
+          <w:p>
+            <w:r/>
+            <w:r>
+              <w:rPr>
+                <w:sz w:val="13"/>
+              </w:rPr>
+              <w:t>15</w:t>
+            </w:r>
+          </w:p>
+        </w:tc>
+        <w:tc>
+          <w:tcPr>
+            <w:tcW w:type="dxa" w:w="1014"/>
+          </w:tcPr>
+          <w:p>
+            <w:r/>
+            <w:r>
+              <w:rPr>
+                <w:sz w:val="13"/>
+              </w:rPr>
+              <w:t>-0.591773</w:t>
+            </w:r>
+          </w:p>
+        </w:tc>
+      </w:tr>
+      <w:tr>
+        <w:tc>
+          <w:tcPr>
+            <w:tcW w:type="dxa" w:w="1014"/>
+          </w:tcPr>
+          <w:p>
+            <w:r/>
+            <w:r>
+              <w:rPr>
+                <w:sz w:val="13"/>
+              </w:rPr>
+              <w:t>HAPPO</w:t>
+            </w:r>
+          </w:p>
+        </w:tc>
+        <w:tc>
+          <w:tcPr>
+            <w:tcW w:type="dxa" w:w="1014"/>
+          </w:tcPr>
+          <w:p>
+            <w:r/>
+            <w:r>
+              <w:rPr>
+                <w:sz w:val="13"/>
+              </w:rPr>
+              <w:t>E2</w:t>
+            </w:r>
+          </w:p>
+        </w:tc>
+        <w:tc>
+          <w:tcPr>
+            <w:tcW w:type="dxa" w:w="1014"/>
+          </w:tcPr>
+          <w:p>
+            <w:r/>
+            <w:r>
+              <w:rPr>
+                <w:sz w:val="13"/>
+              </w:rPr>
+              <w:t>49</w:t>
+            </w:r>
+          </w:p>
+        </w:tc>
+        <w:tc>
+          <w:tcPr>
+            <w:tcW w:type="dxa" w:w="1014"/>
+          </w:tcPr>
+          <w:p>
+            <w:r/>
+            <w:r>
+              <w:rPr>
+                <w:sz w:val="13"/>
+              </w:rPr>
+              <w:t>-0.533865</w:t>
+            </w:r>
+          </w:p>
+        </w:tc>
+        <w:tc>
+          <w:tcPr>
+            <w:tcW w:type="dxa" w:w="1014"/>
+          </w:tcPr>
+          <w:p>
+            <w:r/>
+            <w:r>
+              <w:rPr>
+                <w:sz w:val="13"/>
+              </w:rPr>
+              <w:t>-0.486701</w:t>
+            </w:r>
+          </w:p>
+        </w:tc>
+        <w:tc>
+          <w:tcPr>
+            <w:tcW w:type="dxa" w:w="1014"/>
+          </w:tcPr>
+          <w:p>
+            <w:r/>
+            <w:r>
+              <w:rPr>
+                <w:sz w:val="13"/>
+              </w:rPr>
+              <w:t>5</w:t>
+            </w:r>
+          </w:p>
+        </w:tc>
+        <w:tc>
+          <w:tcPr>
+            <w:tcW w:type="dxa" w:w="1014"/>
+          </w:tcPr>
+          <w:p>
+            <w:r/>
+            <w:r>
+              <w:rPr>
+                <w:sz w:val="13"/>
+              </w:rPr>
+              <w:t>6</w:t>
+            </w:r>
+          </w:p>
+        </w:tc>
+        <w:tc>
+          <w:tcPr>
+            <w:tcW w:type="dxa" w:w="1014"/>
+          </w:tcPr>
+          <w:p>
+            <w:r/>
+            <w:r>
+              <w:rPr>
+                <w:sz w:val="13"/>
+              </w:rPr>
+              <w:t>6</w:t>
+            </w:r>
+          </w:p>
+        </w:tc>
+        <w:tc>
+          <w:tcPr>
+            <w:tcW w:type="dxa" w:w="1014"/>
+          </w:tcPr>
+          <w:p>
+            <w:r/>
+            <w:r>
+              <w:rPr>
+                <w:sz w:val="13"/>
+              </w:rPr>
+              <w:t>-0.460756</w:t>
+            </w:r>
+          </w:p>
+        </w:tc>
+      </w:tr>
+      <w:tr>
+        <w:tc>
+          <w:tcPr>
+            <w:tcW w:type="dxa" w:w="1014"/>
+          </w:tcPr>
+          <w:p>
+            <w:r/>
+            <w:r>
+              <w:rPr>
+                <w:sz w:val="13"/>
+              </w:rPr>
+              <w:t>MAAC</w:t>
+            </w:r>
+          </w:p>
+        </w:tc>
+        <w:tc>
+          <w:tcPr>
+            <w:tcW w:type="dxa" w:w="1014"/>
+          </w:tcPr>
+          <w:p>
+            <w:r/>
+            <w:r>
+              <w:rPr>
+                <w:sz w:val="13"/>
+              </w:rPr>
+              <w:t>E2</w:t>
+            </w:r>
+          </w:p>
+        </w:tc>
+        <w:tc>
+          <w:tcPr>
+            <w:tcW w:type="dxa" w:w="1014"/>
+          </w:tcPr>
+          <w:p>
+            <w:r/>
+            <w:r>
+              <w:rPr>
+                <w:sz w:val="13"/>
+              </w:rPr>
+              <w:t>50</w:t>
+            </w:r>
+          </w:p>
+        </w:tc>
+        <w:tc>
+          <w:tcPr>
+            <w:tcW w:type="dxa" w:w="1014"/>
+          </w:tcPr>
+          <w:p>
+            <w:r/>
+            <w:r>
+              <w:rPr>
+                <w:sz w:val="13"/>
+              </w:rPr>
+              <w:t>-0.519982</w:t>
+            </w:r>
+          </w:p>
+        </w:tc>
+        <w:tc>
+          <w:tcPr>
+            <w:tcW w:type="dxa" w:w="1014"/>
+          </w:tcPr>
+          <w:p>
+            <w:r/>
+            <w:r>
+              <w:rPr>
+                <w:sz w:val="13"/>
+              </w:rPr>
+              <w:t>-0.523789</w:t>
+            </w:r>
+          </w:p>
+        </w:tc>
+        <w:tc>
+          <w:tcPr>
+            <w:tcW w:type="dxa" w:w="1014"/>
+          </w:tcPr>
+          <w:p>
+            <w:r/>
+            <w:r>
+              <w:rPr>
+                <w:sz w:val="13"/>
+              </w:rPr>
+              <w:t>1</w:t>
+            </w:r>
+          </w:p>
+        </w:tc>
+        <w:tc>
+          <w:tcPr>
+            <w:tcW w:type="dxa" w:w="1014"/>
+          </w:tcPr>
+          <w:p>
+            <w:r/>
+            <w:r>
+              <w:rPr>
+                <w:sz w:val="13"/>
+              </w:rPr>
+              <w:t>1</w:t>
+            </w:r>
+          </w:p>
+        </w:tc>
+        <w:tc>
+          <w:tcPr>
+            <w:tcW w:type="dxa" w:w="1014"/>
+          </w:tcPr>
+          <w:p>
+            <w:r/>
+            <w:r>
+              <w:rPr>
+                <w:sz w:val="13"/>
+              </w:rPr>
+              <w:t>40</w:t>
+            </w:r>
+          </w:p>
+        </w:tc>
+        <w:tc>
+          <w:tcPr>
+            <w:tcW w:type="dxa" w:w="1014"/>
+          </w:tcPr>
+          <w:p>
+            <w:r/>
+            <w:r>
+              <w:rPr>
+                <w:sz w:val="13"/>
+              </w:rPr>
+              <w:t>-0.511314</w:t>
+            </w:r>
+          </w:p>
+        </w:tc>
+      </w:tr>
+      <w:tr>
+        <w:tc>
+          <w:tcPr>
+            <w:tcW w:type="dxa" w:w="1014"/>
+          </w:tcPr>
+          <w:p>
+            <w:r/>
+            <w:r>
+              <w:rPr>
+                <w:sz w:val="13"/>
+              </w:rPr>
+              <w:t>MASAC</w:t>
+            </w:r>
+          </w:p>
+        </w:tc>
+        <w:tc>
+          <w:tcPr>
+            <w:tcW w:type="dxa" w:w="1014"/>
+          </w:tcPr>
+          <w:p>
+            <w:r/>
+            <w:r>
+              <w:rPr>
+                <w:sz w:val="13"/>
+              </w:rPr>
+              <w:t>E2</w:t>
+            </w:r>
+          </w:p>
+        </w:tc>
+        <w:tc>
+          <w:tcPr>
+            <w:tcW w:type="dxa" w:w="1014"/>
+          </w:tcPr>
+          <w:p>
+            <w:r/>
+            <w:r>
+              <w:rPr>
+                <w:sz w:val="13"/>
+              </w:rPr>
+              <w:t>50</w:t>
+            </w:r>
+          </w:p>
+        </w:tc>
+        <w:tc>
+          <w:tcPr>
+            <w:tcW w:type="dxa" w:w="1014"/>
+          </w:tcPr>
+          <w:p>
+            <w:r/>
+            <w:r>
+              <w:rPr>
+                <w:sz w:val="13"/>
+              </w:rPr>
+              <w:t>-0.527569</w:t>
+            </w:r>
+          </w:p>
+        </w:tc>
+        <w:tc>
+          <w:tcPr>
+            <w:tcW w:type="dxa" w:w="1014"/>
+          </w:tcPr>
+          <w:p>
+            <w:r/>
+            <w:r>
+              <w:rPr>
+                <w:sz w:val="13"/>
+              </w:rPr>
+              <w:t>-0.525298</w:t>
+            </w:r>
+          </w:p>
+        </w:tc>
+        <w:tc>
+          <w:tcPr>
+            <w:tcW w:type="dxa" w:w="1014"/>
+          </w:tcPr>
+          <w:p>
+            <w:r/>
+            <w:r>
+              <w:rPr>
+                <w:sz w:val="13"/>
+              </w:rPr>
+              <w:t>3</w:t>
+            </w:r>
+          </w:p>
+        </w:tc>
+        <w:tc>
+          <w:tcPr>
+            <w:tcW w:type="dxa" w:w="1014"/>
+          </w:tcPr>
+          <w:p>
+            <w:r/>
+            <w:r>
+              <w:rPr>
+                <w:sz w:val="13"/>
+              </w:rPr>
+              <w:t>1</w:t>
+            </w:r>
+          </w:p>
+        </w:tc>
+        <w:tc>
+          <w:tcPr>
+            <w:tcW w:type="dxa" w:w="1014"/>
+          </w:tcPr>
+          <w:p>
+            <w:r/>
+            <w:r>
+              <w:rPr>
+                <w:sz w:val="13"/>
+              </w:rPr>
+              <w:t>26</w:t>
+            </w:r>
+          </w:p>
+        </w:tc>
+        <w:tc>
+          <w:tcPr>
+            <w:tcW w:type="dxa" w:w="1014"/>
+          </w:tcPr>
+          <w:p>
+            <w:r/>
+            <w:r>
+              <w:rPr>
+                <w:sz w:val="13"/>
+              </w:rPr>
+              <w:t>-0.512239</w:t>
+            </w:r>
+          </w:p>
+        </w:tc>
+      </w:tr>
+      <w:tr>
+        <w:tc>
+          <w:tcPr>
+            <w:tcW w:type="dxa" w:w="1014"/>
+          </w:tcPr>
+          <w:p>
+            <w:r/>
+            <w:r>
+              <w:rPr>
+                <w:sz w:val="13"/>
+              </w:rPr>
+              <w:t>MATD3</w:t>
+            </w:r>
+          </w:p>
+        </w:tc>
+        <w:tc>
+          <w:tcPr>
+            <w:tcW w:type="dxa" w:w="1014"/>
+          </w:tcPr>
+          <w:p>
+            <w:r/>
+            <w:r>
+              <w:rPr>
+                <w:sz w:val="13"/>
+              </w:rPr>
+              <w:t>E2</w:t>
+            </w:r>
+          </w:p>
+        </w:tc>
+        <w:tc>
+          <w:tcPr>
+            <w:tcW w:type="dxa" w:w="1014"/>
+          </w:tcPr>
+          <w:p>
+            <w:r/>
+            <w:r>
+              <w:rPr>
+                <w:sz w:val="13"/>
+              </w:rPr>
+              <w:t>50</w:t>
+            </w:r>
+          </w:p>
+        </w:tc>
+        <w:tc>
+          <w:tcPr>
+            <w:tcW w:type="dxa" w:w="1014"/>
+          </w:tcPr>
+          <w:p>
+            <w:r/>
+            <w:r>
+              <w:rPr>
+                <w:sz w:val="13"/>
+              </w:rPr>
+              <w:t>-0.540114</w:t>
+            </w:r>
+          </w:p>
+        </w:tc>
+        <w:tc>
+          <w:tcPr>
+            <w:tcW w:type="dxa" w:w="1014"/>
+          </w:tcPr>
+          <w:p>
+            <w:r/>
+            <w:r>
+              <w:rPr>
+                <w:sz w:val="13"/>
+              </w:rPr>
+              <w:t>-0.530624</w:t>
+            </w:r>
+          </w:p>
+        </w:tc>
+        <w:tc>
+          <w:tcPr>
+            <w:tcW w:type="dxa" w:w="1014"/>
+          </w:tcPr>
+          <w:p>
+            <w:r/>
+            <w:r>
+              <w:rPr>
+                <w:sz w:val="13"/>
+              </w:rPr>
+              <w:t>1</w:t>
+            </w:r>
+          </w:p>
+        </w:tc>
+        <w:tc>
+          <w:tcPr>
+            <w:tcW w:type="dxa" w:w="1014"/>
+          </w:tcPr>
+          <w:p>
+            <w:r/>
+            <w:r>
+              <w:rPr>
+                <w:sz w:val="13"/>
+              </w:rPr>
+              <w:t>1</w:t>
+            </w:r>
+          </w:p>
+        </w:tc>
+        <w:tc>
+          <w:tcPr>
+            <w:tcW w:type="dxa" w:w="1014"/>
+          </w:tcPr>
+          <w:p>
+            <w:r/>
+            <w:r>
+              <w:rPr>
+                <w:sz w:val="13"/>
+              </w:rPr>
+              <w:t>24</w:t>
+            </w:r>
+          </w:p>
+        </w:tc>
+        <w:tc>
+          <w:tcPr>
+            <w:tcW w:type="dxa" w:w="1014"/>
+          </w:tcPr>
+          <w:p>
+            <w:r/>
+            <w:r>
+              <w:rPr>
+                <w:sz w:val="13"/>
+              </w:rPr>
+              <w:t>-0.516268</w:t>
+            </w:r>
+          </w:p>
+        </w:tc>
+      </w:tr>
+      <w:tr>
+        <w:tc>
+          <w:tcPr>
+            <w:tcW w:type="dxa" w:w="1014"/>
+          </w:tcPr>
+          <w:p>
+            <w:r/>
+            <w:r>
+              <w:rPr>
+                <w:sz w:val="13"/>
+              </w:rPr>
+              <w:t>HAPPO</w:t>
+            </w:r>
+          </w:p>
+        </w:tc>
+        <w:tc>
+          <w:tcPr>
+            <w:tcW w:type="dxa" w:w="1014"/>
+          </w:tcPr>
+          <w:p>
+            <w:r/>
+            <w:r>
+              <w:rPr>
+                <w:sz w:val="13"/>
+              </w:rPr>
+              <w:t>E3</w:t>
+            </w:r>
+          </w:p>
+        </w:tc>
+        <w:tc>
+          <w:tcPr>
+            <w:tcW w:type="dxa" w:w="1014"/>
+          </w:tcPr>
+          <w:p>
+            <w:r/>
+            <w:r>
+              <w:rPr>
+                <w:sz w:val="13"/>
+              </w:rPr>
+              <w:t>49</w:t>
+            </w:r>
+          </w:p>
+        </w:tc>
+        <w:tc>
+          <w:tcPr>
+            <w:tcW w:type="dxa" w:w="1014"/>
+          </w:tcPr>
+          <w:p>
+            <w:r/>
+            <w:r>
+              <w:rPr>
+                <w:sz w:val="13"/>
+              </w:rPr>
+              <w:t>-0.560615</w:t>
+            </w:r>
+          </w:p>
+        </w:tc>
+        <w:tc>
+          <w:tcPr>
+            <w:tcW w:type="dxa" w:w="1014"/>
+          </w:tcPr>
+          <w:p>
+            <w:r/>
+            <w:r>
+              <w:rPr>
+                <w:sz w:val="13"/>
+              </w:rPr>
+              <w:t>-0.524157</w:t>
+            </w:r>
+          </w:p>
+        </w:tc>
+        <w:tc>
+          <w:tcPr>
+            <w:tcW w:type="dxa" w:w="1014"/>
+          </w:tcPr>
+          <w:p>
+            <w:r/>
+            <w:r>
+              <w:rPr>
+                <w:sz w:val="13"/>
+              </w:rPr>
+              <w:t>5</w:t>
+            </w:r>
+          </w:p>
+        </w:tc>
+        <w:tc>
+          <w:tcPr>
+            <w:tcW w:type="dxa" w:w="1014"/>
+          </w:tcPr>
+          <w:p>
+            <w:r/>
+            <w:r>
+              <w:rPr>
+                <w:sz w:val="13"/>
+              </w:rPr>
+              <w:t>5</w:t>
+            </w:r>
+          </w:p>
+        </w:tc>
+        <w:tc>
+          <w:tcPr>
+            <w:tcW w:type="dxa" w:w="1014"/>
+          </w:tcPr>
+          <w:p>
+            <w:r/>
+            <w:r>
+              <w:rPr>
+                <w:sz w:val="13"/>
+              </w:rPr>
+              <w:t>5</w:t>
+            </w:r>
+          </w:p>
+        </w:tc>
+        <w:tc>
+          <w:tcPr>
+            <w:tcW w:type="dxa" w:w="1014"/>
+          </w:tcPr>
+          <w:p>
+            <w:r/>
+            <w:r>
+              <w:rPr>
+                <w:sz w:val="13"/>
+              </w:rPr>
+              <w:t>-0.494647</w:t>
+            </w:r>
+          </w:p>
+        </w:tc>
+      </w:tr>
+      <w:tr>
+        <w:tc>
+          <w:tcPr>
+            <w:tcW w:type="dxa" w:w="1014"/>
+          </w:tcPr>
+          <w:p>
+            <w:r/>
+            <w:r>
+              <w:rPr>
+                <w:sz w:val="13"/>
+              </w:rPr>
+              <w:t>MAAC</w:t>
+            </w:r>
+          </w:p>
+        </w:tc>
+        <w:tc>
+          <w:tcPr>
+            <w:tcW w:type="dxa" w:w="1014"/>
+          </w:tcPr>
+          <w:p>
+            <w:r/>
+            <w:r>
+              <w:rPr>
+                <w:sz w:val="13"/>
+              </w:rPr>
+              <w:t>E3</w:t>
+            </w:r>
+          </w:p>
+        </w:tc>
+        <w:tc>
+          <w:tcPr>
+            <w:tcW w:type="dxa" w:w="1014"/>
+          </w:tcPr>
+          <w:p>
+            <w:r/>
+            <w:r>
+              <w:rPr>
+                <w:sz w:val="13"/>
+              </w:rPr>
+              <w:t>50</w:t>
+            </w:r>
+          </w:p>
+        </w:tc>
+        <w:tc>
+          <w:tcPr>
+            <w:tcW w:type="dxa" w:w="1014"/>
+          </w:tcPr>
+          <w:p>
+            <w:r/>
+            <w:r>
+              <w:rPr>
+                <w:sz w:val="13"/>
+              </w:rPr>
+              <w:t>-0.534768</w:t>
+            </w:r>
+          </w:p>
+        </w:tc>
+        <w:tc>
+          <w:tcPr>
+            <w:tcW w:type="dxa" w:w="1014"/>
+          </w:tcPr>
+          <w:p>
+            <w:r/>
+            <w:r>
+              <w:rPr>
+                <w:sz w:val="13"/>
+              </w:rPr>
+              <w:t>-0.538680</w:t>
+            </w:r>
+          </w:p>
+        </w:tc>
+        <w:tc>
+          <w:tcPr>
+            <w:tcW w:type="dxa" w:w="1014"/>
+          </w:tcPr>
+          <w:p>
+            <w:r/>
+            <w:r>
+              <w:rPr>
+                <w:sz w:val="13"/>
+              </w:rPr>
+              <w:t>1</w:t>
+            </w:r>
+          </w:p>
+        </w:tc>
+        <w:tc>
+          <w:tcPr>
+            <w:tcW w:type="dxa" w:w="1014"/>
+          </w:tcPr>
+          <w:p>
+            <w:r/>
+            <w:r>
+              <w:rPr>
+                <w:sz w:val="13"/>
+              </w:rPr>
+              <w:t>1</w:t>
+            </w:r>
+          </w:p>
+        </w:tc>
+        <w:tc>
+          <w:tcPr>
+            <w:tcW w:type="dxa" w:w="1014"/>
+          </w:tcPr>
+          <w:p>
+            <w:r/>
+            <w:r>
+              <w:rPr>
+                <w:sz w:val="13"/>
+              </w:rPr>
+              <w:t>40</w:t>
+            </w:r>
+          </w:p>
+        </w:tc>
+        <w:tc>
+          <w:tcPr>
+            <w:tcW w:type="dxa" w:w="1014"/>
+          </w:tcPr>
+          <w:p>
+            <w:r/>
+            <w:r>
+              <w:rPr>
+                <w:sz w:val="13"/>
+              </w:rPr>
+              <w:t>-0.524819</w:t>
+            </w:r>
+          </w:p>
+        </w:tc>
+      </w:tr>
+      <w:tr>
+        <w:tc>
+          <w:tcPr>
+            <w:tcW w:type="dxa" w:w="1014"/>
+          </w:tcPr>
+          <w:p>
+            <w:r/>
+            <w:r>
+              <w:rPr>
+                <w:sz w:val="13"/>
+              </w:rPr>
+              <w:t>MASAC</w:t>
+            </w:r>
+          </w:p>
+        </w:tc>
+        <w:tc>
+          <w:tcPr>
+            <w:tcW w:type="dxa" w:w="1014"/>
+          </w:tcPr>
+          <w:p>
+            <w:r/>
+            <w:r>
+              <w:rPr>
+                <w:sz w:val="13"/>
+              </w:rPr>
+              <w:t>E3</w:t>
+            </w:r>
+          </w:p>
+        </w:tc>
+        <w:tc>
+          <w:tcPr>
+            <w:tcW w:type="dxa" w:w="1014"/>
+          </w:tcPr>
+          <w:p>
+            <w:r/>
+            <w:r>
+              <w:rPr>
+                <w:sz w:val="13"/>
+              </w:rPr>
+              <w:t>50</w:t>
+            </w:r>
+          </w:p>
+        </w:tc>
+        <w:tc>
+          <w:tcPr>
+            <w:tcW w:type="dxa" w:w="1014"/>
+          </w:tcPr>
+          <w:p>
+            <w:r/>
+            <w:r>
+              <w:rPr>
+                <w:sz w:val="13"/>
+              </w:rPr>
+              <w:t>-0.543246</w:t>
+            </w:r>
+          </w:p>
+        </w:tc>
+        <w:tc>
+          <w:tcPr>
+            <w:tcW w:type="dxa" w:w="1014"/>
+          </w:tcPr>
+          <w:p>
+            <w:r/>
+            <w:r>
+              <w:rPr>
+                <w:sz w:val="13"/>
+              </w:rPr>
+              <w:t>-0.540399</w:t>
+            </w:r>
+          </w:p>
+        </w:tc>
+        <w:tc>
+          <w:tcPr>
+            <w:tcW w:type="dxa" w:w="1014"/>
+          </w:tcPr>
+          <w:p>
+            <w:r/>
+            <w:r>
+              <w:rPr>
+                <w:sz w:val="13"/>
+              </w:rPr>
+              <w:t>3</w:t>
+            </w:r>
+          </w:p>
+        </w:tc>
+        <w:tc>
+          <w:tcPr>
+            <w:tcW w:type="dxa" w:w="1014"/>
+          </w:tcPr>
+          <w:p>
+            <w:r/>
+            <w:r>
+              <w:rPr>
+                <w:sz w:val="13"/>
+              </w:rPr>
+              <w:t>1</w:t>
+            </w:r>
+          </w:p>
+        </w:tc>
+        <w:tc>
+          <w:tcPr>
+            <w:tcW w:type="dxa" w:w="1014"/>
+          </w:tcPr>
+          <w:p>
+            <w:r/>
+            <w:r>
+              <w:rPr>
+                <w:sz w:val="13"/>
+              </w:rPr>
+              <w:t>29</w:t>
+            </w:r>
+          </w:p>
+        </w:tc>
+        <w:tc>
+          <w:tcPr>
+            <w:tcW w:type="dxa" w:w="1014"/>
+          </w:tcPr>
+          <w:p>
+            <w:r/>
+            <w:r>
+              <w:rPr>
+                <w:sz w:val="13"/>
+              </w:rPr>
+              <w:t>-0.526310</w:t>
+            </w:r>
+          </w:p>
+        </w:tc>
+      </w:tr>
+      <w:tr>
+        <w:tc>
+          <w:tcPr>
+            <w:tcW w:type="dxa" w:w="1014"/>
+          </w:tcPr>
+          <w:p>
+            <w:r/>
+            <w:r>
+              <w:rPr>
+                <w:sz w:val="13"/>
+              </w:rPr>
+              <w:t>MATD3</w:t>
+            </w:r>
+          </w:p>
+        </w:tc>
+        <w:tc>
+          <w:tcPr>
+            <w:tcW w:type="dxa" w:w="1014"/>
+          </w:tcPr>
+          <w:p>
+            <w:r/>
+            <w:r>
+              <w:rPr>
+                <w:sz w:val="13"/>
+              </w:rPr>
+              <w:t>E3</w:t>
+            </w:r>
+          </w:p>
+        </w:tc>
+        <w:tc>
+          <w:tcPr>
+            <w:tcW w:type="dxa" w:w="1014"/>
+          </w:tcPr>
+          <w:p>
+            <w:r/>
+            <w:r>
+              <w:rPr>
+                <w:sz w:val="13"/>
+              </w:rPr>
+              <w:t>50</w:t>
+            </w:r>
+          </w:p>
+        </w:tc>
+        <w:tc>
+          <w:tcPr>
+            <w:tcW w:type="dxa" w:w="1014"/>
+          </w:tcPr>
+          <w:p>
+            <w:r/>
+            <w:r>
+              <w:rPr>
+                <w:sz w:val="13"/>
+              </w:rPr>
+              <w:t>-0.569808</w:t>
+            </w:r>
+          </w:p>
+        </w:tc>
+        <w:tc>
+          <w:tcPr>
+            <w:tcW w:type="dxa" w:w="1014"/>
+          </w:tcPr>
+          <w:p>
+            <w:r/>
+            <w:r>
+              <w:rPr>
+                <w:sz w:val="13"/>
+              </w:rPr>
+              <w:t>-0.547797</w:t>
+            </w:r>
+          </w:p>
+        </w:tc>
+        <w:tc>
+          <w:tcPr>
+            <w:tcW w:type="dxa" w:w="1014"/>
+          </w:tcPr>
+          <w:p>
+            <w:r/>
+            <w:r>
+              <w:rPr>
+                <w:sz w:val="13"/>
+              </w:rPr>
+              <w:t>5</w:t>
+            </w:r>
+          </w:p>
+        </w:tc>
+        <w:tc>
+          <w:tcPr>
+            <w:tcW w:type="dxa" w:w="1014"/>
+          </w:tcPr>
+          <w:p>
+            <w:r/>
+            <w:r>
+              <w:rPr>
+                <w:sz w:val="13"/>
+              </w:rPr>
+              <w:t>1</w:t>
+            </w:r>
+          </w:p>
+        </w:tc>
+        <w:tc>
+          <w:tcPr>
+            <w:tcW w:type="dxa" w:w="1014"/>
+          </w:tcPr>
+          <w:p>
+            <w:r/>
+            <w:r>
+              <w:rPr>
+                <w:sz w:val="13"/>
+              </w:rPr>
+              <w:t>12</w:t>
+            </w:r>
+          </w:p>
+        </w:tc>
+        <w:tc>
+          <w:tcPr>
+            <w:tcW w:type="dxa" w:w="1014"/>
+          </w:tcPr>
+          <w:p>
+            <w:r/>
+            <w:r>
+              <w:rPr>
+                <w:sz w:val="13"/>
+              </w:rPr>
+              <w:t>-0.529048</w:t>
+            </w:r>
+          </w:p>
+        </w:tc>
+      </w:tr>
+    </w:tbl>
+    <w:p/>
+    <w:p>
+      <w:r>
+        <w:rPr>
+          <w:b/>
+          <w:color w:val="595959"/>
+          <w:sz w:val="19"/>
+        </w:rPr>
+        <w:t>Figura 5.3-E1. Curva de convergencia por recompensa media movil en E1.</w:t>
+      </w:r>
+    </w:p>
+    <w:p>
+      <w:pPr>
+        <w:jc w:val="center"/>
+      </w:pPr>
+      <w:r>
+        <w:drawing>
+          <wp:inline xmlns:a="http://schemas.openxmlformats.org/drawingml/2006/main" xmlns:pic="http://schemas.openxmlformats.org/drawingml/2006/picture">
+            <wp:extent cx="5303520" cy="3093720"/>
+            <wp:docPr id="1" name="Picture 1"/>
+            <wp:cNvGraphicFramePr>
+              <a:graphicFrameLocks noChangeAspect="1"/>
+            </wp:cNvGraphicFramePr>
+            <a:graphic>
+              <a:graphicData uri="http://schemas.openxmlformats.org/drawingml/2006/picture">
+                <pic:pic>
+                  <pic:nvPicPr>
+                    <pic:cNvPr id="0" name="convergence_e1_learning_stabilization.png"/>
+                    <pic:cNvPicPr/>
+                  </pic:nvPicPr>
+                  <pic:blipFill>
+                    <a:blip r:embed="rId42"/>
+                    <a:stretch>
+                      <a:fillRect/>
+                    </a:stretch>
+                  </pic:blipFill>
+                  <pic:spPr>
+                    <a:xfrm>
+                      <a:off x="0" y="0"/>
+                      <a:ext cx="5303520" cy="3093720"/>
+                    </a:xfrm>
+                    <a:prstGeom prst="rect"/>
+                  </pic:spPr>
+                </pic:pic>
+              </a:graphicData>
+            </a:graphic>
+          </wp:inline>
+        </w:drawing>
+      </w:r>
+    </w:p>
+    <w:p/>
+    <w:p>
+      <w:r>
+        <w:rPr>
+          <w:b/>
+          <w:color w:val="595959"/>
+          <w:sz w:val="19"/>
+        </w:rPr>
+        <w:t>Figura 5.3-E2. Curva de convergencia por recompensa media movil en E2.</w:t>
+      </w:r>
+    </w:p>
+    <w:p>
+      <w:pPr>
+        <w:jc w:val="center"/>
+      </w:pPr>
+      <w:r>
+        <w:drawing>
+          <wp:inline xmlns:a="http://schemas.openxmlformats.org/drawingml/2006/main" xmlns:pic="http://schemas.openxmlformats.org/drawingml/2006/picture">
+            <wp:extent cx="5303520" cy="3093720"/>
+            <wp:docPr id="2" name="Picture 2"/>
+            <wp:cNvGraphicFramePr>
+              <a:graphicFrameLocks noChangeAspect="1"/>
+            </wp:cNvGraphicFramePr>
+            <a:graphic>
+              <a:graphicData uri="http://schemas.openxmlformats.org/drawingml/2006/picture">
+                <pic:pic>
+                  <pic:nvPicPr>
+                    <pic:cNvPr id="0" name="convergence_e2_learning_stabilization.png"/>
+                    <pic:cNvPicPr/>
+                  </pic:nvPicPr>
+                  <pic:blipFill>
+                    <a:blip r:embed="rId43"/>
+                    <a:stretch>
+                      <a:fillRect/>
+                    </a:stretch>
+                  </pic:blipFill>
+                  <pic:spPr>
+                    <a:xfrm>
+                      <a:off x="0" y="0"/>
+                      <a:ext cx="5303520" cy="3093720"/>
+                    </a:xfrm>
+                    <a:prstGeom prst="rect"/>
+                  </pic:spPr>
+                </pic:pic>
+              </a:graphicData>
+            </a:graphic>
+          </wp:inline>
+        </w:drawing>
+      </w:r>
+    </w:p>
+    <w:p/>
+    <w:p>
+      <w:r>
+        <w:rPr>
+          <w:b/>
+          <w:color w:val="595959"/>
+          <w:sz w:val="19"/>
+        </w:rPr>
+        <w:t>Figura 5.3-E3. Curva de convergencia por recompensa media movil en E3.</w:t>
+      </w:r>
+    </w:p>
+    <w:p>
+      <w:pPr>
+        <w:jc w:val="center"/>
+      </w:pPr>
+      <w:r>
+        <w:drawing>
+          <wp:inline xmlns:a="http://schemas.openxmlformats.org/drawingml/2006/main" xmlns:pic="http://schemas.openxmlformats.org/drawingml/2006/picture">
+            <wp:extent cx="5303520" cy="3093720"/>
+            <wp:docPr id="3" name="Picture 3"/>
+            <wp:cNvGraphicFramePr>
+              <a:graphicFrameLocks noChangeAspect="1"/>
+            </wp:cNvGraphicFramePr>
+            <a:graphic>
+              <a:graphicData uri="http://schemas.openxmlformats.org/drawingml/2006/picture">
+                <pic:pic>
+                  <pic:nvPicPr>
+                    <pic:cNvPr id="0" name="convergence_e3_learning_stabilization.png"/>
+                    <pic:cNvPicPr/>
+                  </pic:nvPicPr>
+                  <pic:blipFill>
+                    <a:blip r:embed="rId44"/>
+                    <a:stretch>
+                      <a:fillRect/>
+                    </a:stretch>
+                  </pic:blipFill>
+                  <pic:spPr>
+                    <a:xfrm>
+                      <a:off x="0" y="0"/>
+                      <a:ext cx="5303520" cy="3093720"/>
+                    </a:xfrm>
+                    <a:prstGeom prst="rect"/>
+                  </pic:spPr>
+                </pic:pic>
+              </a:graphicData>
+            </a:graphic>
+          </wp:inline>
+        </w:drawing>
+      </w:r>
+    </w:p>
+    <w:p/>
+    <w:p>
+      <w:pPr>
+        <w:spacing w:after="120" w:line="276" w:lineRule="auto"/>
+        <w:jc w:val="both"/>
+      </w:pPr>
+      <w:r>
+        <w:t>La lectura de convergencia muestra aprendizaje temprano en la mayoria de tratamientos, pero no implica dominancia automatica. MATD3 presenta una mejora marcada en E1 antes de estabilizarse; MAAC y MASAC muestran variaciones mas compactas; HAPPO se interpreta descriptivamente con las filas episodicas materializadas disponibles y con el registro Drive de entrenamiento completado.</w:t>
+      </w:r>
+    </w:p>
+    <w:p>
+      <w:pPr>
+        <w:pStyle w:val="Heading2"/>
+      </w:pPr>
+      <w:r>
+        <w:t>5.4 KPIs bajo nomenclatura CityLearn v2 evaluate_v2</w:t>
+      </w:r>
+    </w:p>
+    <w:p>
+      <w:pPr>
+        <w:spacing w:after="120" w:line="276" w:lineRule="auto"/>
+        <w:jc w:val="both"/>
+      </w:pPr>
+      <w:r>
+        <w:t>Para que los resultados sean comparables con CityLearn v2, la tesis no reduce la evaluacion a una metrica ad hoc. Los CSV de resumen comparativo usan la nomenclatura de evaluate_v2 y agrupan KPIs por eje: OE1 flexibilidad energetica, OE2 emisiones de CO2 y OE3 costos energeticos. Esta lectura complementa la recompensa de entrenamiento con KPIs finales de evaluacion, incluyendo baseline y RBC horario cuando estan disponibles.</w:t>
+      </w:r>
+    </w:p>
+    <w:p>
+      <w:r>
+        <w:rPr>
+          <w:b/>
+          <w:color w:val="595959"/>
+          <w:sz w:val="19"/>
+        </w:rPr>
+        <w:t>Tabla 5.4. Catalogo de KPIs evaluate_v2 usados para interpretar resultados.</w:t>
+      </w:r>
+    </w:p>
+    <w:tbl>
+      <w:tblPr>
+        <w:tblStyle w:val="LightGrid-Accent1"/>
+        <w:tblW w:type="auto" w:w="0"/>
+        <w:jc w:val="center"/>
+        <w:tblLook w:firstColumn="1" w:firstRow="1" w:lastColumn="0" w:lastRow="0" w:noHBand="0" w:noVBand="1" w:val="04A0"/>
+      </w:tblPr>
+      <w:tblGrid>
+        <w:gridCol w:w="1520"/>
+        <w:gridCol w:w="1520"/>
+        <w:gridCol w:w="1520"/>
+        <w:gridCol w:w="1520"/>
+        <w:gridCol w:w="1520"/>
+        <w:gridCol w:w="1520"/>
+      </w:tblGrid>
+      <w:tr>
+        <w:tc>
+          <w:tcPr>
+            <w:tcW w:type="dxa" w:w="1520"/>
+            <w:shd w:val="clear" w:color="auto" w:fill="1F4E79"/>
+          </w:tcPr>
+          <w:p>
+            <w:r/>
+            <w:r>
+              <w:rPr>
+                <w:b/>
+                <w:color w:val="FFFFFF"/>
+                <w:sz w:val="12"/>
+              </w:rPr>
+              <w:t>Esc.</w:t>
+            </w:r>
+          </w:p>
+        </w:tc>
+        <w:tc>
+          <w:tcPr>
+            <w:tcW w:type="dxa" w:w="1520"/>
+            <w:shd w:val="clear" w:color="auto" w:fill="1F4E79"/>
+          </w:tcPr>
+          <w:p>
+            <w:r/>
+            <w:r>
+              <w:rPr>
+                <w:b/>
+                <w:color w:val="FFFFFF"/>
+                <w:sz w:val="12"/>
+              </w:rPr>
+              <w:t>Eje</w:t>
+            </w:r>
+          </w:p>
+        </w:tc>
+        <w:tc>
+          <w:tcPr>
+            <w:tcW w:type="dxa" w:w="1520"/>
+            <w:shd w:val="clear" w:color="auto" w:fill="1F4E79"/>
+          </w:tcPr>
+          <w:p>
+            <w:r/>
+            <w:r>
+              <w:rPr>
+                <w:b/>
+                <w:color w:val="FFFFFF"/>
+                <w:sz w:val="12"/>
+              </w:rPr>
+              <w:t>Dimension</w:t>
+            </w:r>
+          </w:p>
+        </w:tc>
+        <w:tc>
+          <w:tcPr>
+            <w:tcW w:type="dxa" w:w="1520"/>
+            <w:shd w:val="clear" w:color="auto" w:fill="1F4E79"/>
+          </w:tcPr>
+          <w:p>
+            <w:r/>
+            <w:r>
+              <w:rPr>
+                <w:b/>
+                <w:color w:val="FFFFFF"/>
+                <w:sz w:val="12"/>
+              </w:rPr>
+              <w:t>KPIs</w:t>
+            </w:r>
+          </w:p>
+        </w:tc>
+        <w:tc>
+          <w:tcPr>
+            <w:tcW w:type="dxa" w:w="1520"/>
+            <w:shd w:val="clear" w:color="auto" w:fill="1F4E79"/>
+          </w:tcPr>
+          <w:p>
+            <w:r/>
+            <w:r>
+              <w:rPr>
+                <w:b/>
+                <w:color w:val="FFFFFF"/>
+                <w:sz w:val="12"/>
+              </w:rPr>
+              <w:t>Fuente</w:t>
+            </w:r>
+          </w:p>
+        </w:tc>
+        <w:tc>
+          <w:tcPr>
+            <w:tcW w:type="dxa" w:w="1520"/>
+            <w:shd w:val="clear" w:color="auto" w:fill="1F4E79"/>
+          </w:tcPr>
+          <w:p>
+            <w:r/>
+            <w:r>
+              <w:rPr>
+                <w:b/>
+                <w:color w:val="FFFFFF"/>
+                <w:sz w:val="12"/>
+              </w:rPr>
+              <w:t>Ejemplos</w:t>
+            </w:r>
+          </w:p>
+        </w:tc>
+      </w:tr>
+      <w:tr>
+        <w:tc>
+          <w:tcPr>
+            <w:tcW w:type="dxa" w:w="1520"/>
+          </w:tcPr>
+          <w:p>
+            <w:r/>
+            <w:r>
+              <w:rPr>
+                <w:sz w:val="12"/>
+              </w:rPr>
+              <w:t>E1</w:t>
+            </w:r>
+          </w:p>
+        </w:tc>
+        <w:tc>
+          <w:tcPr>
+            <w:tcW w:type="dxa" w:w="1520"/>
+          </w:tcPr>
+          <w:p>
+            <w:r/>
+            <w:r>
+              <w:rPr>
+                <w:sz w:val="12"/>
+              </w:rPr>
+              <w:t>OE1</w:t>
+            </w:r>
+          </w:p>
+        </w:tc>
+        <w:tc>
+          <w:tcPr>
+            <w:tcW w:type="dxa" w:w="1520"/>
+          </w:tcPr>
+          <w:p>
+            <w:r/>
+            <w:r>
+              <w:rPr>
+                <w:sz w:val="12"/>
+              </w:rPr>
+              <w:t>Flexibilidad energetica</w:t>
+            </w:r>
+          </w:p>
+        </w:tc>
+        <w:tc>
+          <w:tcPr>
+            <w:tcW w:type="dxa" w:w="1520"/>
+          </w:tcPr>
+          <w:p>
+            <w:r/>
+            <w:r>
+              <w:rPr>
+                <w:sz w:val="12"/>
+              </w:rPr>
+              <w:t>36</w:t>
+            </w:r>
+          </w:p>
+        </w:tc>
+        <w:tc>
+          <w:tcPr>
+            <w:tcW w:type="dxa" w:w="1520"/>
+          </w:tcPr>
+          <w:p>
+            <w:r/>
+            <w:r>
+              <w:rPr>
+                <w:sz w:val="12"/>
+              </w:rPr>
+              <w:t>citylearn_v2.evaluate_v2</w:t>
+            </w:r>
+          </w:p>
+        </w:tc>
+        <w:tc>
+          <w:tcPr>
+            <w:tcW w:type="dxa" w:w="1520"/>
+          </w:tcPr>
+          <w:p>
+            <w:r/>
+            <w:r>
+              <w:rPr>
+                <w:sz w:val="12"/>
+              </w:rPr>
+              <w:t>battery_capacity_fade_ratio, battery_charge_total, battery_discharge_total, battery_equivalent_full_cycles, battery_throughput_total, community_import_share, community_local_traded_daily_average, community_local_traded_total</w:t>
+            </w:r>
+          </w:p>
+        </w:tc>
+      </w:tr>
+      <w:tr>
+        <w:tc>
+          <w:tcPr>
+            <w:tcW w:type="dxa" w:w="1520"/>
+          </w:tcPr>
+          <w:p>
+            <w:r/>
+            <w:r>
+              <w:rPr>
+                <w:sz w:val="12"/>
+              </w:rPr>
+              <w:t>E1</w:t>
+            </w:r>
+          </w:p>
+        </w:tc>
+        <w:tc>
+          <w:tcPr>
+            <w:tcW w:type="dxa" w:w="1520"/>
+          </w:tcPr>
+          <w:p>
+            <w:r/>
+            <w:r>
+              <w:rPr>
+                <w:sz w:val="12"/>
+              </w:rPr>
+              <w:t>OE2</w:t>
+            </w:r>
+          </w:p>
+        </w:tc>
+        <w:tc>
+          <w:tcPr>
+            <w:tcW w:type="dxa" w:w="1520"/>
+          </w:tcPr>
+          <w:p>
+            <w:r/>
+            <w:r>
+              <w:rPr>
+                <w:sz w:val="12"/>
+              </w:rPr>
+              <w:t>Emisiones de CO2</w:t>
+            </w:r>
+          </w:p>
+        </w:tc>
+        <w:tc>
+          <w:tcPr>
+            <w:tcW w:type="dxa" w:w="1520"/>
+          </w:tcPr>
+          <w:p>
+            <w:r/>
+            <w:r>
+              <w:rPr>
+                <w:sz w:val="12"/>
+              </w:rPr>
+              <w:t>7</w:t>
+            </w:r>
+          </w:p>
+        </w:tc>
+        <w:tc>
+          <w:tcPr>
+            <w:tcW w:type="dxa" w:w="1520"/>
+          </w:tcPr>
+          <w:p>
+            <w:r/>
+            <w:r>
+              <w:rPr>
+                <w:sz w:val="12"/>
+              </w:rPr>
+              <w:t>citylearn_v2.evaluate_v2</w:t>
+            </w:r>
+          </w:p>
+        </w:tc>
+        <w:tc>
+          <w:tcPr>
+            <w:tcW w:type="dxa" w:w="1520"/>
+          </w:tcPr>
+          <w:p>
+            <w:r/>
+            <w:r>
+              <w:rPr>
+                <w:sz w:val="12"/>
+              </w:rPr>
+              <w:t>carbon_emissions, carbon_emissions_baseline, carbon_emissions_control, carbon_emissions_daily_average_baseline, carbon_emissions_daily_average_control, carbon_emissions_daily_average_delta, carbon_emissions_delta</w:t>
+            </w:r>
+          </w:p>
+        </w:tc>
+      </w:tr>
+      <w:tr>
+        <w:tc>
+          <w:tcPr>
+            <w:tcW w:type="dxa" w:w="1520"/>
+          </w:tcPr>
+          <w:p>
+            <w:r/>
+            <w:r>
+              <w:rPr>
+                <w:sz w:val="12"/>
+              </w:rPr>
+              <w:t>E1</w:t>
+            </w:r>
+          </w:p>
+        </w:tc>
+        <w:tc>
+          <w:tcPr>
+            <w:tcW w:type="dxa" w:w="1520"/>
+          </w:tcPr>
+          <w:p>
+            <w:r/>
+            <w:r>
+              <w:rPr>
+                <w:sz w:val="12"/>
+              </w:rPr>
+              <w:t>OE3</w:t>
+            </w:r>
+          </w:p>
+        </w:tc>
+        <w:tc>
+          <w:tcPr>
+            <w:tcW w:type="dxa" w:w="1520"/>
+          </w:tcPr>
+          <w:p>
+            <w:r/>
+            <w:r>
+              <w:rPr>
+                <w:sz w:val="12"/>
+              </w:rPr>
+              <w:t>Costos energeticos</w:t>
+            </w:r>
+          </w:p>
+        </w:tc>
+        <w:tc>
+          <w:tcPr>
+            <w:tcW w:type="dxa" w:w="1520"/>
+          </w:tcPr>
+          <w:p>
+            <w:r/>
+            <w:r>
+              <w:rPr>
+                <w:sz w:val="12"/>
+              </w:rPr>
+              <w:t>11</w:t>
+            </w:r>
+          </w:p>
+        </w:tc>
+        <w:tc>
+          <w:tcPr>
+            <w:tcW w:type="dxa" w:w="1520"/>
+          </w:tcPr>
+          <w:p>
+            <w:r/>
+            <w:r>
+              <w:rPr>
+                <w:sz w:val="12"/>
+              </w:rPr>
+              <w:t>citylearn_v2.evaluate_v2, derived_from_citylearn_v2_timeseries</w:t>
+            </w:r>
+          </w:p>
+        </w:tc>
+        <w:tc>
+          <w:tcPr>
+            <w:tcW w:type="dxa" w:w="1520"/>
+          </w:tcPr>
+          <w:p>
+            <w:r/>
+            <w:r>
+              <w:rPr>
+                <w:sz w:val="12"/>
+              </w:rPr>
+              <w:t>cost_one_minus_load_factor_average, cost_peak_average, cost_ramping_average, electricity_cost, electricity_cost_baseline, electricity_cost_control, electricity_cost_daily_average_baseline, electricity_cost_daily_average_control</w:t>
+            </w:r>
+          </w:p>
+        </w:tc>
+      </w:tr>
+      <w:tr>
+        <w:tc>
+          <w:tcPr>
+            <w:tcW w:type="dxa" w:w="1520"/>
+          </w:tcPr>
+          <w:p>
+            <w:r/>
+            <w:r>
+              <w:rPr>
+                <w:sz w:val="12"/>
+              </w:rPr>
+              <w:t>E2</w:t>
+            </w:r>
+          </w:p>
+        </w:tc>
+        <w:tc>
+          <w:tcPr>
+            <w:tcW w:type="dxa" w:w="1520"/>
+          </w:tcPr>
+          <w:p>
+            <w:r/>
+            <w:r>
+              <w:rPr>
+                <w:sz w:val="12"/>
+              </w:rPr>
+              <w:t>OE1</w:t>
+            </w:r>
+          </w:p>
+        </w:tc>
+        <w:tc>
+          <w:tcPr>
+            <w:tcW w:type="dxa" w:w="1520"/>
+          </w:tcPr>
+          <w:p>
+            <w:r/>
+            <w:r>
+              <w:rPr>
+                <w:sz w:val="12"/>
+              </w:rPr>
+              <w:t>Flexibilidad energetica</w:t>
+            </w:r>
+          </w:p>
+        </w:tc>
+        <w:tc>
+          <w:tcPr>
+            <w:tcW w:type="dxa" w:w="1520"/>
+          </w:tcPr>
+          <w:p>
+            <w:r/>
+            <w:r>
+              <w:rPr>
+                <w:sz w:val="12"/>
+              </w:rPr>
+              <w:t>36</w:t>
+            </w:r>
+          </w:p>
+        </w:tc>
+        <w:tc>
+          <w:tcPr>
+            <w:tcW w:type="dxa" w:w="1520"/>
+          </w:tcPr>
+          <w:p>
+            <w:r/>
+            <w:r>
+              <w:rPr>
+                <w:sz w:val="12"/>
+              </w:rPr>
+              <w:t>citylearn_v2.evaluate_v2</w:t>
+            </w:r>
+          </w:p>
+        </w:tc>
+        <w:tc>
+          <w:tcPr>
+            <w:tcW w:type="dxa" w:w="1520"/>
+          </w:tcPr>
+          <w:p>
+            <w:r/>
+            <w:r>
+              <w:rPr>
+                <w:sz w:val="12"/>
+              </w:rPr>
+              <w:t>battery_capacity_fade_ratio, battery_charge_total, battery_discharge_total, battery_equivalent_full_cycles, battery_throughput_total, community_import_share, community_local_traded_daily_average, community_local_traded_total</w:t>
+            </w:r>
+          </w:p>
+        </w:tc>
+      </w:tr>
+      <w:tr>
+        <w:tc>
+          <w:tcPr>
+            <w:tcW w:type="dxa" w:w="1520"/>
+          </w:tcPr>
+          <w:p>
+            <w:r/>
+            <w:r>
+              <w:rPr>
+                <w:sz w:val="12"/>
+              </w:rPr>
+              <w:t>E2</w:t>
+            </w:r>
+          </w:p>
+        </w:tc>
+        <w:tc>
+          <w:tcPr>
+            <w:tcW w:type="dxa" w:w="1520"/>
+          </w:tcPr>
+          <w:p>
+            <w:r/>
+            <w:r>
+              <w:rPr>
+                <w:sz w:val="12"/>
+              </w:rPr>
+              <w:t>OE2</w:t>
+            </w:r>
+          </w:p>
+        </w:tc>
+        <w:tc>
+          <w:tcPr>
+            <w:tcW w:type="dxa" w:w="1520"/>
+          </w:tcPr>
+          <w:p>
+            <w:r/>
+            <w:r>
+              <w:rPr>
+                <w:sz w:val="12"/>
+              </w:rPr>
+              <w:t>Emisiones de CO2</w:t>
+            </w:r>
+          </w:p>
+        </w:tc>
+        <w:tc>
+          <w:tcPr>
+            <w:tcW w:type="dxa" w:w="1520"/>
+          </w:tcPr>
+          <w:p>
+            <w:r/>
+            <w:r>
+              <w:rPr>
+                <w:sz w:val="12"/>
+              </w:rPr>
+              <w:t>7</w:t>
+            </w:r>
+          </w:p>
+        </w:tc>
+        <w:tc>
+          <w:tcPr>
+            <w:tcW w:type="dxa" w:w="1520"/>
+          </w:tcPr>
+          <w:p>
+            <w:r/>
+            <w:r>
+              <w:rPr>
+                <w:sz w:val="12"/>
+              </w:rPr>
+              <w:t>citylearn_v2.evaluate_v2</w:t>
+            </w:r>
+          </w:p>
+        </w:tc>
+        <w:tc>
+          <w:tcPr>
+            <w:tcW w:type="dxa" w:w="1520"/>
+          </w:tcPr>
+          <w:p>
+            <w:r/>
+            <w:r>
+              <w:rPr>
+                <w:sz w:val="12"/>
+              </w:rPr>
+              <w:t>carbon_emissions, carbon_emissions_baseline, carbon_emissions_control, carbon_emissions_daily_average_baseline, carbon_emissions_daily_average_control, carbon_emissions_daily_average_delta, carbon_emissions_delta</w:t>
+            </w:r>
+          </w:p>
+        </w:tc>
+      </w:tr>
+      <w:tr>
+        <w:tc>
+          <w:tcPr>
+            <w:tcW w:type="dxa" w:w="1520"/>
+          </w:tcPr>
+          <w:p>
+            <w:r/>
+            <w:r>
+              <w:rPr>
+                <w:sz w:val="12"/>
+              </w:rPr>
+              <w:t>E2</w:t>
+            </w:r>
+          </w:p>
+        </w:tc>
+        <w:tc>
+          <w:tcPr>
+            <w:tcW w:type="dxa" w:w="1520"/>
+          </w:tcPr>
+          <w:p>
+            <w:r/>
+            <w:r>
+              <w:rPr>
+                <w:sz w:val="12"/>
+              </w:rPr>
+              <w:t>OE3</w:t>
+            </w:r>
+          </w:p>
+        </w:tc>
+        <w:tc>
+          <w:tcPr>
+            <w:tcW w:type="dxa" w:w="1520"/>
+          </w:tcPr>
+          <w:p>
+            <w:r/>
+            <w:r>
+              <w:rPr>
+                <w:sz w:val="12"/>
+              </w:rPr>
+              <w:t>Costos energeticos</w:t>
+            </w:r>
+          </w:p>
+        </w:tc>
+        <w:tc>
+          <w:tcPr>
+            <w:tcW w:type="dxa" w:w="1520"/>
+          </w:tcPr>
+          <w:p>
+            <w:r/>
+            <w:r>
+              <w:rPr>
+                <w:sz w:val="12"/>
+              </w:rPr>
+              <w:t>10</w:t>
+            </w:r>
+          </w:p>
+        </w:tc>
+        <w:tc>
+          <w:tcPr>
+            <w:tcW w:type="dxa" w:w="1520"/>
+          </w:tcPr>
+          <w:p>
+            <w:r/>
+            <w:r>
+              <w:rPr>
+                <w:sz w:val="12"/>
+              </w:rPr>
+              <w:t>citylearn_v2.evaluate_v2</w:t>
+            </w:r>
+          </w:p>
+        </w:tc>
+        <w:tc>
+          <w:tcPr>
+            <w:tcW w:type="dxa" w:w="1520"/>
+          </w:tcPr>
+          <w:p>
+            <w:r/>
+            <w:r>
+              <w:rPr>
+                <w:sz w:val="12"/>
+              </w:rPr>
+              <w:t>cost_one_minus_load_factor_average, cost_peak_average, cost_ramping_average, electricity_cost, electricity_cost_baseline, electricity_cost_control, electricity_cost_daily_average_baseline, electricity_cost_daily_average_control</w:t>
+            </w:r>
+          </w:p>
+        </w:tc>
+      </w:tr>
+      <w:tr>
+        <w:tc>
+          <w:tcPr>
+            <w:tcW w:type="dxa" w:w="1520"/>
+          </w:tcPr>
+          <w:p>
+            <w:r/>
+            <w:r>
+              <w:rPr>
+                <w:sz w:val="12"/>
+              </w:rPr>
+              <w:t>E3</w:t>
+            </w:r>
+          </w:p>
+        </w:tc>
+        <w:tc>
+          <w:tcPr>
+            <w:tcW w:type="dxa" w:w="1520"/>
+          </w:tcPr>
+          <w:p>
+            <w:r/>
+            <w:r>
+              <w:rPr>
+                <w:sz w:val="12"/>
+              </w:rPr>
+              <w:t>OE1</w:t>
+            </w:r>
+          </w:p>
+        </w:tc>
+        <w:tc>
+          <w:tcPr>
+            <w:tcW w:type="dxa" w:w="1520"/>
+          </w:tcPr>
+          <w:p>
+            <w:r/>
+            <w:r>
+              <w:rPr>
+                <w:sz w:val="12"/>
+              </w:rPr>
+              <w:t>Flexibilidad energetica</w:t>
+            </w:r>
+          </w:p>
+        </w:tc>
+        <w:tc>
+          <w:tcPr>
+            <w:tcW w:type="dxa" w:w="1520"/>
+          </w:tcPr>
+          <w:p>
+            <w:r/>
+            <w:r>
+              <w:rPr>
+                <w:sz w:val="12"/>
+              </w:rPr>
+              <w:t>36</w:t>
+            </w:r>
+          </w:p>
+        </w:tc>
+        <w:tc>
+          <w:tcPr>
+            <w:tcW w:type="dxa" w:w="1520"/>
+          </w:tcPr>
+          <w:p>
+            <w:r/>
+            <w:r>
+              <w:rPr>
+                <w:sz w:val="12"/>
+              </w:rPr>
+              <w:t>citylearn_v2.evaluate_v2</w:t>
+            </w:r>
+          </w:p>
+        </w:tc>
+        <w:tc>
+          <w:tcPr>
+            <w:tcW w:type="dxa" w:w="1520"/>
+          </w:tcPr>
+          <w:p>
+            <w:r/>
+            <w:r>
+              <w:rPr>
+                <w:sz w:val="12"/>
+              </w:rPr>
+              <w:t>battery_capacity_fade_ratio, battery_charge_total, battery_discharge_total, battery_equivalent_full_cycles, battery_throughput_total, community_import_share, community_local_traded_daily_average, community_local_traded_total</w:t>
+            </w:r>
+          </w:p>
+        </w:tc>
+      </w:tr>
+      <w:tr>
+        <w:tc>
+          <w:tcPr>
+            <w:tcW w:type="dxa" w:w="1520"/>
+          </w:tcPr>
+          <w:p>
+            <w:r/>
+            <w:r>
+              <w:rPr>
+                <w:sz w:val="12"/>
+              </w:rPr>
+              <w:t>E3</w:t>
+            </w:r>
+          </w:p>
+        </w:tc>
+        <w:tc>
+          <w:tcPr>
+            <w:tcW w:type="dxa" w:w="1520"/>
+          </w:tcPr>
+          <w:p>
+            <w:r/>
+            <w:r>
+              <w:rPr>
+                <w:sz w:val="12"/>
+              </w:rPr>
+              <w:t>OE2</w:t>
+            </w:r>
+          </w:p>
+        </w:tc>
+        <w:tc>
+          <w:tcPr>
+            <w:tcW w:type="dxa" w:w="1520"/>
+          </w:tcPr>
+          <w:p>
+            <w:r/>
+            <w:r>
+              <w:rPr>
+                <w:sz w:val="12"/>
+              </w:rPr>
+              <w:t>Emisiones de CO2</w:t>
+            </w:r>
+          </w:p>
+        </w:tc>
+        <w:tc>
+          <w:tcPr>
+            <w:tcW w:type="dxa" w:w="1520"/>
+          </w:tcPr>
+          <w:p>
+            <w:r/>
+            <w:r>
+              <w:rPr>
+                <w:sz w:val="12"/>
+              </w:rPr>
+              <w:t>7</w:t>
+            </w:r>
+          </w:p>
+        </w:tc>
+        <w:tc>
+          <w:tcPr>
+            <w:tcW w:type="dxa" w:w="1520"/>
+          </w:tcPr>
+          <w:p>
+            <w:r/>
+            <w:r>
+              <w:rPr>
+                <w:sz w:val="12"/>
+              </w:rPr>
+              <w:t>citylearn_v2.evaluate_v2</w:t>
+            </w:r>
+          </w:p>
+        </w:tc>
+        <w:tc>
+          <w:tcPr>
+            <w:tcW w:type="dxa" w:w="1520"/>
+          </w:tcPr>
+          <w:p>
+            <w:r/>
+            <w:r>
+              <w:rPr>
+                <w:sz w:val="12"/>
+              </w:rPr>
+              <w:t>carbon_emissions, carbon_emissions_baseline, carbon_emissions_control, carbon_emissions_daily_average_baseline, carbon_emissions_daily_average_control, carbon_emissions_daily_average_delta, carbon_emissions_delta</w:t>
+            </w:r>
+          </w:p>
+        </w:tc>
+      </w:tr>
+      <w:tr>
+        <w:tc>
+          <w:tcPr>
+            <w:tcW w:type="dxa" w:w="1520"/>
+          </w:tcPr>
+          <w:p>
+            <w:r/>
+            <w:r>
+              <w:rPr>
+                <w:sz w:val="12"/>
+              </w:rPr>
+              <w:t>E3</w:t>
+            </w:r>
+          </w:p>
+        </w:tc>
+        <w:tc>
+          <w:tcPr>
+            <w:tcW w:type="dxa" w:w="1520"/>
+          </w:tcPr>
+          <w:p>
+            <w:r/>
+            <w:r>
+              <w:rPr>
+                <w:sz w:val="12"/>
+              </w:rPr>
+              <w:t>OE3</w:t>
+            </w:r>
+          </w:p>
+        </w:tc>
+        <w:tc>
+          <w:tcPr>
+            <w:tcW w:type="dxa" w:w="1520"/>
+          </w:tcPr>
+          <w:p>
+            <w:r/>
+            <w:r>
+              <w:rPr>
+                <w:sz w:val="12"/>
+              </w:rPr>
+              <w:t>Costos energeticos</w:t>
+            </w:r>
+          </w:p>
+        </w:tc>
+        <w:tc>
+          <w:tcPr>
+            <w:tcW w:type="dxa" w:w="1520"/>
+          </w:tcPr>
+          <w:p>
+            <w:r/>
+            <w:r>
+              <w:rPr>
+                <w:sz w:val="12"/>
+              </w:rPr>
+              <w:t>11</w:t>
+            </w:r>
+          </w:p>
+        </w:tc>
+        <w:tc>
+          <w:tcPr>
+            <w:tcW w:type="dxa" w:w="1520"/>
+          </w:tcPr>
+          <w:p>
+            <w:r/>
+            <w:r>
+              <w:rPr>
+                <w:sz w:val="12"/>
+              </w:rPr>
+              <w:t>citylearn_v2.evaluate_v2, derived_from_citylearn_v2_timeseries</w:t>
+            </w:r>
+          </w:p>
+        </w:tc>
+        <w:tc>
+          <w:tcPr>
+            <w:tcW w:type="dxa" w:w="1520"/>
+          </w:tcPr>
+          <w:p>
+            <w:r/>
+            <w:r>
+              <w:rPr>
+                <w:sz w:val="12"/>
+              </w:rPr>
+              <w:t>cost_one_minus_load_factor_average, cost_peak_average, cost_ramping_average, electricity_cost, electricity_cost_baseline, electricity_cost_control, electricity_cost_daily_average_baseline, electricity_cost_daily_average_control</w:t>
+            </w:r>
+          </w:p>
+        </w:tc>
+      </w:tr>
+    </w:tbl>
+    <w:p/>
+    <w:p>
+      <w:r>
+        <w:rPr>
+          <w:b/>
+          <w:color w:val="595959"/>
+          <w:sz w:val="19"/>
+        </w:rPr>
+        <w:t>Tabla 5.5. Ranking por eje con KPIs compatibles con CityLearn v2.</w:t>
       </w:r>
     </w:p>
     <w:tbl>
@@ -7163,12 +10412,1898 @@
               <w:rPr>
                 <w:b/>
                 <w:color w:val="FFFFFF"/>
-                <w:sz w:val="14"/>
-              </w:rPr>
-              <w:t>Algoritmo</w:t>
-            </w:r>
-          </w:p>
-        </w:tc>
+                <w:sz w:val="13"/>
+              </w:rPr>
+              <w:t>Esc.</w:t>
+            </w:r>
+          </w:p>
+        </w:tc>
+        <w:tc>
+          <w:tcPr>
+            <w:tcW w:type="dxa" w:w="1140"/>
+            <w:shd w:val="clear" w:color="auto" w:fill="1F4E79"/>
+          </w:tcPr>
+          <w:p>
+            <w:r/>
+            <w:r>
+              <w:rPr>
+                <w:b/>
+                <w:color w:val="FFFFFF"/>
+                <w:sz w:val="13"/>
+              </w:rPr>
+              <w:t>Eje</w:t>
+            </w:r>
+          </w:p>
+        </w:tc>
+        <w:tc>
+          <w:tcPr>
+            <w:tcW w:type="dxa" w:w="1140"/>
+            <w:shd w:val="clear" w:color="auto" w:fill="1F4E79"/>
+          </w:tcPr>
+          <w:p>
+            <w:r/>
+            <w:r>
+              <w:rPr>
+                <w:b/>
+                <w:color w:val="FFFFFF"/>
+                <w:sz w:val="13"/>
+              </w:rPr>
+              <w:t>Familia</w:t>
+            </w:r>
+          </w:p>
+        </w:tc>
+        <w:tc>
+          <w:tcPr>
+            <w:tcW w:type="dxa" w:w="1140"/>
+            <w:shd w:val="clear" w:color="auto" w:fill="1F4E79"/>
+          </w:tcPr>
+          <w:p>
+            <w:r/>
+            <w:r>
+              <w:rPr>
+                <w:b/>
+                <w:color w:val="FFFFFF"/>
+                <w:sz w:val="13"/>
+              </w:rPr>
+              <w:t>Metodo</w:t>
+            </w:r>
+          </w:p>
+        </w:tc>
+        <w:tc>
+          <w:tcPr>
+            <w:tcW w:type="dxa" w:w="1140"/>
+            <w:shd w:val="clear" w:color="auto" w:fill="1F4E79"/>
+          </w:tcPr>
+          <w:p>
+            <w:r/>
+            <w:r>
+              <w:rPr>
+                <w:b/>
+                <w:color w:val="FFFFFF"/>
+                <w:sz w:val="13"/>
+              </w:rPr>
+              <w:t>score</w:t>
+            </w:r>
+          </w:p>
+        </w:tc>
+        <w:tc>
+          <w:tcPr>
+            <w:tcW w:type="dxa" w:w="1140"/>
+            <w:shd w:val="clear" w:color="auto" w:fill="1F4E79"/>
+          </w:tcPr>
+          <w:p>
+            <w:r/>
+            <w:r>
+              <w:rPr>
+                <w:b/>
+                <w:color w:val="FFFFFF"/>
+                <w:sz w:val="13"/>
+              </w:rPr>
+              <w:t>KPIs disp.</w:t>
+            </w:r>
+          </w:p>
+        </w:tc>
+        <w:tc>
+          <w:tcPr>
+            <w:tcW w:type="dxa" w:w="1140"/>
+            <w:shd w:val="clear" w:color="auto" w:fill="1F4E79"/>
+          </w:tcPr>
+          <w:p>
+            <w:r/>
+            <w:r>
+              <w:rPr>
+                <w:b/>
+                <w:color w:val="FFFFFF"/>
+                <w:sz w:val="13"/>
+              </w:rPr>
+              <w:t>KPIs mejora</w:t>
+            </w:r>
+          </w:p>
+        </w:tc>
+        <w:tc>
+          <w:tcPr>
+            <w:tcW w:type="dxa" w:w="1140"/>
+            <w:shd w:val="clear" w:color="auto" w:fill="1F4E79"/>
+          </w:tcPr>
+          <w:p>
+            <w:r/>
+            <w:r>
+              <w:rPr>
+                <w:b/>
+                <w:color w:val="FFFFFF"/>
+                <w:sz w:val="13"/>
+              </w:rPr>
+              <w:t>rank</w:t>
+            </w:r>
+          </w:p>
+        </w:tc>
+      </w:tr>
+      <w:tr>
+        <w:tc>
+          <w:tcPr>
+            <w:tcW w:type="dxa" w:w="1140"/>
+          </w:tcPr>
+          <w:p>
+            <w:r/>
+            <w:r>
+              <w:rPr>
+                <w:sz w:val="13"/>
+              </w:rPr>
+              <w:t>E1</w:t>
+            </w:r>
+          </w:p>
+        </w:tc>
+        <w:tc>
+          <w:tcPr>
+            <w:tcW w:type="dxa" w:w="1140"/>
+          </w:tcPr>
+          <w:p>
+            <w:r/>
+            <w:r>
+              <w:rPr>
+                <w:sz w:val="13"/>
+              </w:rPr>
+              <w:t>OE1</w:t>
+            </w:r>
+          </w:p>
+        </w:tc>
+        <w:tc>
+          <w:tcPr>
+            <w:tcW w:type="dxa" w:w="1140"/>
+          </w:tcPr>
+          <w:p>
+            <w:r/>
+            <w:r>
+              <w:rPr>
+                <w:sz w:val="13"/>
+              </w:rPr>
+              <w:t>citylearn_v3_madrl</w:t>
+            </w:r>
+          </w:p>
+        </w:tc>
+        <w:tc>
+          <w:tcPr>
+            <w:tcW w:type="dxa" w:w="1140"/>
+          </w:tcPr>
+          <w:p>
+            <w:r/>
+            <w:r>
+              <w:rPr>
+                <w:sz w:val="13"/>
+              </w:rPr>
+              <w:t>MATD3</w:t>
+            </w:r>
+          </w:p>
+        </w:tc>
+        <w:tc>
+          <w:tcPr>
+            <w:tcW w:type="dxa" w:w="1140"/>
+          </w:tcPr>
+          <w:p>
+            <w:r/>
+            <w:r>
+              <w:rPr>
+                <w:sz w:val="13"/>
+              </w:rPr>
+              <w:t>0.4956</w:t>
+            </w:r>
+          </w:p>
+        </w:tc>
+        <w:tc>
+          <w:tcPr>
+            <w:tcW w:type="dxa" w:w="1140"/>
+          </w:tcPr>
+          <w:p>
+            <w:r/>
+            <w:r>
+              <w:rPr>
+                <w:sz w:val="13"/>
+              </w:rPr>
+              <w:t>36</w:t>
+            </w:r>
+          </w:p>
+        </w:tc>
+        <w:tc>
+          <w:tcPr>
+            <w:tcW w:type="dxa" w:w="1140"/>
+          </w:tcPr>
+          <w:p>
+            <w:r/>
+            <w:r>
+              <w:rPr>
+                <w:sz w:val="13"/>
+              </w:rPr>
+              <w:t>5</w:t>
+            </w:r>
+          </w:p>
+        </w:tc>
+        <w:tc>
+          <w:tcPr>
+            <w:tcW w:type="dxa" w:w="1140"/>
+          </w:tcPr>
+          <w:p>
+            <w:r/>
+            <w:r>
+              <w:rPr>
+                <w:sz w:val="13"/>
+              </w:rPr>
+              <w:t>1.0</w:t>
+            </w:r>
+          </w:p>
+        </w:tc>
+      </w:tr>
+      <w:tr>
+        <w:tc>
+          <w:tcPr>
+            <w:tcW w:type="dxa" w:w="1140"/>
+          </w:tcPr>
+          <w:p>
+            <w:r/>
+            <w:r>
+              <w:rPr>
+                <w:sz w:val="13"/>
+              </w:rPr>
+              <w:t>E1</w:t>
+            </w:r>
+          </w:p>
+        </w:tc>
+        <w:tc>
+          <w:tcPr>
+            <w:tcW w:type="dxa" w:w="1140"/>
+          </w:tcPr>
+          <w:p>
+            <w:r/>
+            <w:r>
+              <w:rPr>
+                <w:sz w:val="13"/>
+              </w:rPr>
+              <w:t>OE1</w:t>
+            </w:r>
+          </w:p>
+        </w:tc>
+        <w:tc>
+          <w:tcPr>
+            <w:tcW w:type="dxa" w:w="1140"/>
+          </w:tcPr>
+          <w:p>
+            <w:r/>
+            <w:r>
+              <w:rPr>
+                <w:sz w:val="13"/>
+              </w:rPr>
+              <w:t>citylearn_v3_madrl</w:t>
+            </w:r>
+          </w:p>
+        </w:tc>
+        <w:tc>
+          <w:tcPr>
+            <w:tcW w:type="dxa" w:w="1140"/>
+          </w:tcPr>
+          <w:p>
+            <w:r/>
+            <w:r>
+              <w:rPr>
+                <w:sz w:val="13"/>
+              </w:rPr>
+              <w:t>MAAC</w:t>
+            </w:r>
+          </w:p>
+        </w:tc>
+        <w:tc>
+          <w:tcPr>
+            <w:tcW w:type="dxa" w:w="1140"/>
+          </w:tcPr>
+          <w:p>
+            <w:r/>
+            <w:r>
+              <w:rPr>
+                <w:sz w:val="13"/>
+              </w:rPr>
+              <w:t>0.4955</w:t>
+            </w:r>
+          </w:p>
+        </w:tc>
+        <w:tc>
+          <w:tcPr>
+            <w:tcW w:type="dxa" w:w="1140"/>
+          </w:tcPr>
+          <w:p>
+            <w:r/>
+            <w:r>
+              <w:rPr>
+                <w:sz w:val="13"/>
+              </w:rPr>
+              <w:t>36</w:t>
+            </w:r>
+          </w:p>
+        </w:tc>
+        <w:tc>
+          <w:tcPr>
+            <w:tcW w:type="dxa" w:w="1140"/>
+          </w:tcPr>
+          <w:p>
+            <w:r/>
+            <w:r>
+              <w:rPr>
+                <w:sz w:val="13"/>
+              </w:rPr>
+              <w:t>5</w:t>
+            </w:r>
+          </w:p>
+        </w:tc>
+        <w:tc>
+          <w:tcPr>
+            <w:tcW w:type="dxa" w:w="1140"/>
+          </w:tcPr>
+          <w:p>
+            <w:r/>
+            <w:r>
+              <w:rPr>
+                <w:sz w:val="13"/>
+              </w:rPr>
+              <w:t>2.0</w:t>
+            </w:r>
+          </w:p>
+        </w:tc>
+      </w:tr>
+      <w:tr>
+        <w:tc>
+          <w:tcPr>
+            <w:tcW w:type="dxa" w:w="1140"/>
+          </w:tcPr>
+          <w:p>
+            <w:r/>
+            <w:r>
+              <w:rPr>
+                <w:sz w:val="13"/>
+              </w:rPr>
+              <w:t>E1</w:t>
+            </w:r>
+          </w:p>
+        </w:tc>
+        <w:tc>
+          <w:tcPr>
+            <w:tcW w:type="dxa" w:w="1140"/>
+          </w:tcPr>
+          <w:p>
+            <w:r/>
+            <w:r>
+              <w:rPr>
+                <w:sz w:val="13"/>
+              </w:rPr>
+              <w:t>OE1</w:t>
+            </w:r>
+          </w:p>
+        </w:tc>
+        <w:tc>
+          <w:tcPr>
+            <w:tcW w:type="dxa" w:w="1140"/>
+          </w:tcPr>
+          <w:p>
+            <w:r/>
+            <w:r>
+              <w:rPr>
+                <w:sz w:val="13"/>
+              </w:rPr>
+              <w:t>citylearn_v2_original</w:t>
+            </w:r>
+          </w:p>
+        </w:tc>
+        <w:tc>
+          <w:tcPr>
+            <w:tcW w:type="dxa" w:w="1140"/>
+          </w:tcPr>
+          <w:p>
+            <w:r/>
+            <w:r>
+              <w:rPr>
+                <w:sz w:val="13"/>
+              </w:rPr>
+              <w:t>hour_rbc</w:t>
+            </w:r>
+          </w:p>
+        </w:tc>
+        <w:tc>
+          <w:tcPr>
+            <w:tcW w:type="dxa" w:w="1140"/>
+          </w:tcPr>
+          <w:p>
+            <w:r/>
+            <w:r>
+              <w:rPr>
+                <w:sz w:val="13"/>
+              </w:rPr>
+              <w:t>0.4710</w:t>
+            </w:r>
+          </w:p>
+        </w:tc>
+        <w:tc>
+          <w:tcPr>
+            <w:tcW w:type="dxa" w:w="1140"/>
+          </w:tcPr>
+          <w:p>
+            <w:r/>
+            <w:r>
+              <w:rPr>
+                <w:sz w:val="13"/>
+              </w:rPr>
+              <w:t>33</w:t>
+            </w:r>
+          </w:p>
+        </w:tc>
+        <w:tc>
+          <w:tcPr>
+            <w:tcW w:type="dxa" w:w="1140"/>
+          </w:tcPr>
+          <w:p>
+            <w:r/>
+            <w:r>
+              <w:rPr>
+                <w:sz w:val="13"/>
+              </w:rPr>
+              <w:t>2</w:t>
+            </w:r>
+          </w:p>
+        </w:tc>
+        <w:tc>
+          <w:tcPr>
+            <w:tcW w:type="dxa" w:w="1140"/>
+          </w:tcPr>
+          <w:p>
+            <w:r/>
+            <w:r>
+              <w:rPr>
+                <w:sz w:val="13"/>
+              </w:rPr>
+              <w:t>3.0</w:t>
+            </w:r>
+          </w:p>
+        </w:tc>
+      </w:tr>
+      <w:tr>
+        <w:tc>
+          <w:tcPr>
+            <w:tcW w:type="dxa" w:w="1140"/>
+          </w:tcPr>
+          <w:p>
+            <w:r/>
+            <w:r>
+              <w:rPr>
+                <w:sz w:val="13"/>
+              </w:rPr>
+              <w:t>E1</w:t>
+            </w:r>
+          </w:p>
+        </w:tc>
+        <w:tc>
+          <w:tcPr>
+            <w:tcW w:type="dxa" w:w="1140"/>
+          </w:tcPr>
+          <w:p>
+            <w:r/>
+            <w:r>
+              <w:rPr>
+                <w:sz w:val="13"/>
+              </w:rPr>
+              <w:t>OE1</w:t>
+            </w:r>
+          </w:p>
+        </w:tc>
+        <w:tc>
+          <w:tcPr>
+            <w:tcW w:type="dxa" w:w="1140"/>
+          </w:tcPr>
+          <w:p>
+            <w:r/>
+            <w:r>
+              <w:rPr>
+                <w:sz w:val="13"/>
+              </w:rPr>
+              <w:t>citylearn_v2_original</w:t>
+            </w:r>
+          </w:p>
+        </w:tc>
+        <w:tc>
+          <w:tcPr>
+            <w:tcW w:type="dxa" w:w="1140"/>
+          </w:tcPr>
+          <w:p>
+            <w:r/>
+            <w:r>
+              <w:rPr>
+                <w:sz w:val="13"/>
+              </w:rPr>
+              <w:t>baseline</w:t>
+            </w:r>
+          </w:p>
+        </w:tc>
+        <w:tc>
+          <w:tcPr>
+            <w:tcW w:type="dxa" w:w="1140"/>
+          </w:tcPr>
+          <w:p>
+            <w:r/>
+            <w:r>
+              <w:rPr>
+                <w:sz w:val="13"/>
+              </w:rPr>
+              <w:t>0.4671</w:t>
+            </w:r>
+          </w:p>
+        </w:tc>
+        <w:tc>
+          <w:tcPr>
+            <w:tcW w:type="dxa" w:w="1140"/>
+          </w:tcPr>
+          <w:p>
+            <w:r/>
+            <w:r>
+              <w:rPr>
+                <w:sz w:val="13"/>
+              </w:rPr>
+              <w:t>33</w:t>
+            </w:r>
+          </w:p>
+        </w:tc>
+        <w:tc>
+          <w:tcPr>
+            <w:tcW w:type="dxa" w:w="1140"/>
+          </w:tcPr>
+          <w:p>
+            <w:r/>
+            <w:r>
+              <w:rPr>
+                <w:sz w:val="13"/>
+              </w:rPr>
+              <w:t>5</w:t>
+            </w:r>
+          </w:p>
+        </w:tc>
+        <w:tc>
+          <w:tcPr>
+            <w:tcW w:type="dxa" w:w="1140"/>
+          </w:tcPr>
+          <w:p>
+            <w:r/>
+            <w:r>
+              <w:rPr>
+                <w:sz w:val="13"/>
+              </w:rPr>
+              <w:t>4.0</w:t>
+            </w:r>
+          </w:p>
+        </w:tc>
+      </w:tr>
+      <w:tr>
+        <w:tc>
+          <w:tcPr>
+            <w:tcW w:type="dxa" w:w="1140"/>
+          </w:tcPr>
+          <w:p>
+            <w:r/>
+            <w:r>
+              <w:rPr>
+                <w:sz w:val="13"/>
+              </w:rPr>
+              <w:t>E1</w:t>
+            </w:r>
+          </w:p>
+        </w:tc>
+        <w:tc>
+          <w:tcPr>
+            <w:tcW w:type="dxa" w:w="1140"/>
+          </w:tcPr>
+          <w:p>
+            <w:r/>
+            <w:r>
+              <w:rPr>
+                <w:sz w:val="13"/>
+              </w:rPr>
+              <w:t>OE1</w:t>
+            </w:r>
+          </w:p>
+        </w:tc>
+        <w:tc>
+          <w:tcPr>
+            <w:tcW w:type="dxa" w:w="1140"/>
+          </w:tcPr>
+          <w:p>
+            <w:r/>
+            <w:r>
+              <w:rPr>
+                <w:sz w:val="13"/>
+              </w:rPr>
+              <w:t>citylearn_v3_madrl</w:t>
+            </w:r>
+          </w:p>
+        </w:tc>
+        <w:tc>
+          <w:tcPr>
+            <w:tcW w:type="dxa" w:w="1140"/>
+          </w:tcPr>
+          <w:p>
+            <w:r/>
+            <w:r>
+              <w:rPr>
+                <w:sz w:val="13"/>
+              </w:rPr>
+              <w:t>MASAC</w:t>
+            </w:r>
+          </w:p>
+        </w:tc>
+        <w:tc>
+          <w:tcPr>
+            <w:tcW w:type="dxa" w:w="1140"/>
+          </w:tcPr>
+          <w:p>
+            <w:r/>
+            <w:r>
+              <w:rPr>
+                <w:sz w:val="13"/>
+              </w:rPr>
+              <w:t>0.4214</w:t>
+            </w:r>
+          </w:p>
+        </w:tc>
+        <w:tc>
+          <w:tcPr>
+            <w:tcW w:type="dxa" w:w="1140"/>
+          </w:tcPr>
+          <w:p>
+            <w:r/>
+            <w:r>
+              <w:rPr>
+                <w:sz w:val="13"/>
+              </w:rPr>
+              <w:t>36</w:t>
+            </w:r>
+          </w:p>
+        </w:tc>
+        <w:tc>
+          <w:tcPr>
+            <w:tcW w:type="dxa" w:w="1140"/>
+          </w:tcPr>
+          <w:p>
+            <w:r/>
+            <w:r>
+              <w:rPr>
+                <w:sz w:val="13"/>
+              </w:rPr>
+              <w:t>2</w:t>
+            </w:r>
+          </w:p>
+        </w:tc>
+        <w:tc>
+          <w:tcPr>
+            <w:tcW w:type="dxa" w:w="1140"/>
+          </w:tcPr>
+          <w:p>
+            <w:r/>
+            <w:r>
+              <w:rPr>
+                <w:sz w:val="13"/>
+              </w:rPr>
+              <w:t>5.0</w:t>
+            </w:r>
+          </w:p>
+        </w:tc>
+      </w:tr>
+      <w:tr>
+        <w:tc>
+          <w:tcPr>
+            <w:tcW w:type="dxa" w:w="1140"/>
+          </w:tcPr>
+          <w:p>
+            <w:r/>
+            <w:r>
+              <w:rPr>
+                <w:sz w:val="13"/>
+              </w:rPr>
+              <w:t>E2</w:t>
+            </w:r>
+          </w:p>
+        </w:tc>
+        <w:tc>
+          <w:tcPr>
+            <w:tcW w:type="dxa" w:w="1140"/>
+          </w:tcPr>
+          <w:p>
+            <w:r/>
+            <w:r>
+              <w:rPr>
+                <w:sz w:val="13"/>
+              </w:rPr>
+              <w:t>OE2</w:t>
+            </w:r>
+          </w:p>
+        </w:tc>
+        <w:tc>
+          <w:tcPr>
+            <w:tcW w:type="dxa" w:w="1140"/>
+          </w:tcPr>
+          <w:p>
+            <w:r/>
+            <w:r>
+              <w:rPr>
+                <w:sz w:val="13"/>
+              </w:rPr>
+              <w:t>citylearn_v2_original</w:t>
+            </w:r>
+          </w:p>
+        </w:tc>
+        <w:tc>
+          <w:tcPr>
+            <w:tcW w:type="dxa" w:w="1140"/>
+          </w:tcPr>
+          <w:p>
+            <w:r/>
+            <w:r>
+              <w:rPr>
+                <w:sz w:val="13"/>
+              </w:rPr>
+              <w:t>baseline</w:t>
+            </w:r>
+          </w:p>
+        </w:tc>
+        <w:tc>
+          <w:tcPr>
+            <w:tcW w:type="dxa" w:w="1140"/>
+          </w:tcPr>
+          <w:p>
+            <w:r/>
+            <w:r>
+              <w:rPr>
+                <w:sz w:val="13"/>
+              </w:rPr>
+              <w:t>1.0000</w:t>
+            </w:r>
+          </w:p>
+        </w:tc>
+        <w:tc>
+          <w:tcPr>
+            <w:tcW w:type="dxa" w:w="1140"/>
+          </w:tcPr>
+          <w:p>
+            <w:r/>
+            <w:r>
+              <w:rPr>
+                <w:sz w:val="13"/>
+              </w:rPr>
+              <w:t>7</w:t>
+            </w:r>
+          </w:p>
+        </w:tc>
+        <w:tc>
+          <w:tcPr>
+            <w:tcW w:type="dxa" w:w="1140"/>
+          </w:tcPr>
+          <w:p>
+            <w:r/>
+            <w:r>
+              <w:rPr>
+                <w:sz w:val="13"/>
+              </w:rPr>
+              <w:t>0</w:t>
+            </w:r>
+          </w:p>
+        </w:tc>
+        <w:tc>
+          <w:tcPr>
+            <w:tcW w:type="dxa" w:w="1140"/>
+          </w:tcPr>
+          <w:p>
+            <w:r/>
+            <w:r>
+              <w:rPr>
+                <w:sz w:val="13"/>
+              </w:rPr>
+              <w:t>1.0</w:t>
+            </w:r>
+          </w:p>
+        </w:tc>
+      </w:tr>
+      <w:tr>
+        <w:tc>
+          <w:tcPr>
+            <w:tcW w:type="dxa" w:w="1140"/>
+          </w:tcPr>
+          <w:p>
+            <w:r/>
+            <w:r>
+              <w:rPr>
+                <w:sz w:val="13"/>
+              </w:rPr>
+              <w:t>E2</w:t>
+            </w:r>
+          </w:p>
+        </w:tc>
+        <w:tc>
+          <w:tcPr>
+            <w:tcW w:type="dxa" w:w="1140"/>
+          </w:tcPr>
+          <w:p>
+            <w:r/>
+            <w:r>
+              <w:rPr>
+                <w:sz w:val="13"/>
+              </w:rPr>
+              <w:t>OE2</w:t>
+            </w:r>
+          </w:p>
+        </w:tc>
+        <w:tc>
+          <w:tcPr>
+            <w:tcW w:type="dxa" w:w="1140"/>
+          </w:tcPr>
+          <w:p>
+            <w:r/>
+            <w:r>
+              <w:rPr>
+                <w:sz w:val="13"/>
+              </w:rPr>
+              <w:t>citylearn_v2_original</w:t>
+            </w:r>
+          </w:p>
+        </w:tc>
+        <w:tc>
+          <w:tcPr>
+            <w:tcW w:type="dxa" w:w="1140"/>
+          </w:tcPr>
+          <w:p>
+            <w:r/>
+            <w:r>
+              <w:rPr>
+                <w:sz w:val="13"/>
+              </w:rPr>
+              <w:t>hour_rbc</w:t>
+            </w:r>
+          </w:p>
+        </w:tc>
+        <w:tc>
+          <w:tcPr>
+            <w:tcW w:type="dxa" w:w="1140"/>
+          </w:tcPr>
+          <w:p>
+            <w:r/>
+            <w:r>
+              <w:rPr>
+                <w:sz w:val="13"/>
+              </w:rPr>
+              <w:t>0.8440</w:t>
+            </w:r>
+          </w:p>
+        </w:tc>
+        <w:tc>
+          <w:tcPr>
+            <w:tcW w:type="dxa" w:w="1140"/>
+          </w:tcPr>
+          <w:p>
+            <w:r/>
+            <w:r>
+              <w:rPr>
+                <w:sz w:val="13"/>
+              </w:rPr>
+              <w:t>7</w:t>
+            </w:r>
+          </w:p>
+        </w:tc>
+        <w:tc>
+          <w:tcPr>
+            <w:tcW w:type="dxa" w:w="1140"/>
+          </w:tcPr>
+          <w:p>
+            <w:r/>
+            <w:r>
+              <w:rPr>
+                <w:sz w:val="13"/>
+              </w:rPr>
+              <w:t>0</w:t>
+            </w:r>
+          </w:p>
+        </w:tc>
+        <w:tc>
+          <w:tcPr>
+            <w:tcW w:type="dxa" w:w="1140"/>
+          </w:tcPr>
+          <w:p>
+            <w:r/>
+            <w:r>
+              <w:rPr>
+                <w:sz w:val="13"/>
+              </w:rPr>
+              <w:t>2.0</w:t>
+            </w:r>
+          </w:p>
+        </w:tc>
+      </w:tr>
+      <w:tr>
+        <w:tc>
+          <w:tcPr>
+            <w:tcW w:type="dxa" w:w="1140"/>
+          </w:tcPr>
+          <w:p>
+            <w:r/>
+            <w:r>
+              <w:rPr>
+                <w:sz w:val="13"/>
+              </w:rPr>
+              <w:t>E2</w:t>
+            </w:r>
+          </w:p>
+        </w:tc>
+        <w:tc>
+          <w:tcPr>
+            <w:tcW w:type="dxa" w:w="1140"/>
+          </w:tcPr>
+          <w:p>
+            <w:r/>
+            <w:r>
+              <w:rPr>
+                <w:sz w:val="13"/>
+              </w:rPr>
+              <w:t>OE2</w:t>
+            </w:r>
+          </w:p>
+        </w:tc>
+        <w:tc>
+          <w:tcPr>
+            <w:tcW w:type="dxa" w:w="1140"/>
+          </w:tcPr>
+          <w:p>
+            <w:r/>
+            <w:r>
+              <w:rPr>
+                <w:sz w:val="13"/>
+              </w:rPr>
+              <w:t>citylearn_v3_madrl</w:t>
+            </w:r>
+          </w:p>
+        </w:tc>
+        <w:tc>
+          <w:tcPr>
+            <w:tcW w:type="dxa" w:w="1140"/>
+          </w:tcPr>
+          <w:p>
+            <w:r/>
+            <w:r>
+              <w:rPr>
+                <w:sz w:val="13"/>
+              </w:rPr>
+              <w:t>MATD3</w:t>
+            </w:r>
+          </w:p>
+        </w:tc>
+        <w:tc>
+          <w:tcPr>
+            <w:tcW w:type="dxa" w:w="1140"/>
+          </w:tcPr>
+          <w:p>
+            <w:r/>
+            <w:r>
+              <w:rPr>
+                <w:sz w:val="13"/>
+              </w:rPr>
+              <w:t>0.3340</w:t>
+            </w:r>
+          </w:p>
+        </w:tc>
+        <w:tc>
+          <w:tcPr>
+            <w:tcW w:type="dxa" w:w="1140"/>
+          </w:tcPr>
+          <w:p>
+            <w:r/>
+            <w:r>
+              <w:rPr>
+                <w:sz w:val="13"/>
+              </w:rPr>
+              <w:t>7</w:t>
+            </w:r>
+          </w:p>
+        </w:tc>
+        <w:tc>
+          <w:tcPr>
+            <w:tcW w:type="dxa" w:w="1140"/>
+          </w:tcPr>
+          <w:p>
+            <w:r/>
+            <w:r>
+              <w:rPr>
+                <w:sz w:val="13"/>
+              </w:rPr>
+              <w:t>0</w:t>
+            </w:r>
+          </w:p>
+        </w:tc>
+        <w:tc>
+          <w:tcPr>
+            <w:tcW w:type="dxa" w:w="1140"/>
+          </w:tcPr>
+          <w:p>
+            <w:r/>
+            <w:r>
+              <w:rPr>
+                <w:sz w:val="13"/>
+              </w:rPr>
+              <w:t>3.0</w:t>
+            </w:r>
+          </w:p>
+        </w:tc>
+      </w:tr>
+      <w:tr>
+        <w:tc>
+          <w:tcPr>
+            <w:tcW w:type="dxa" w:w="1140"/>
+          </w:tcPr>
+          <w:p>
+            <w:r/>
+            <w:r>
+              <w:rPr>
+                <w:sz w:val="13"/>
+              </w:rPr>
+              <w:t>E2</w:t>
+            </w:r>
+          </w:p>
+        </w:tc>
+        <w:tc>
+          <w:tcPr>
+            <w:tcW w:type="dxa" w:w="1140"/>
+          </w:tcPr>
+          <w:p>
+            <w:r/>
+            <w:r>
+              <w:rPr>
+                <w:sz w:val="13"/>
+              </w:rPr>
+              <w:t>OE2</w:t>
+            </w:r>
+          </w:p>
+        </w:tc>
+        <w:tc>
+          <w:tcPr>
+            <w:tcW w:type="dxa" w:w="1140"/>
+          </w:tcPr>
+          <w:p>
+            <w:r/>
+            <w:r>
+              <w:rPr>
+                <w:sz w:val="13"/>
+              </w:rPr>
+              <w:t>citylearn_v3_madrl</w:t>
+            </w:r>
+          </w:p>
+        </w:tc>
+        <w:tc>
+          <w:tcPr>
+            <w:tcW w:type="dxa" w:w="1140"/>
+          </w:tcPr>
+          <w:p>
+            <w:r/>
+            <w:r>
+              <w:rPr>
+                <w:sz w:val="13"/>
+              </w:rPr>
+              <w:t>MASAC</w:t>
+            </w:r>
+          </w:p>
+        </w:tc>
+        <w:tc>
+          <w:tcPr>
+            <w:tcW w:type="dxa" w:w="1140"/>
+          </w:tcPr>
+          <w:p>
+            <w:r/>
+            <w:r>
+              <w:rPr>
+                <w:sz w:val="13"/>
+              </w:rPr>
+              <w:t>0.2263</w:t>
+            </w:r>
+          </w:p>
+        </w:tc>
+        <w:tc>
+          <w:tcPr>
+            <w:tcW w:type="dxa" w:w="1140"/>
+          </w:tcPr>
+          <w:p>
+            <w:r/>
+            <w:r>
+              <w:rPr>
+                <w:sz w:val="13"/>
+              </w:rPr>
+              <w:t>7</w:t>
+            </w:r>
+          </w:p>
+        </w:tc>
+        <w:tc>
+          <w:tcPr>
+            <w:tcW w:type="dxa" w:w="1140"/>
+          </w:tcPr>
+          <w:p>
+            <w:r/>
+            <w:r>
+              <w:rPr>
+                <w:sz w:val="13"/>
+              </w:rPr>
+              <w:t>0</w:t>
+            </w:r>
+          </w:p>
+        </w:tc>
+        <w:tc>
+          <w:tcPr>
+            <w:tcW w:type="dxa" w:w="1140"/>
+          </w:tcPr>
+          <w:p>
+            <w:r/>
+            <w:r>
+              <w:rPr>
+                <w:sz w:val="13"/>
+              </w:rPr>
+              <w:t>4.0</w:t>
+            </w:r>
+          </w:p>
+        </w:tc>
+      </w:tr>
+      <w:tr>
+        <w:tc>
+          <w:tcPr>
+            <w:tcW w:type="dxa" w:w="1140"/>
+          </w:tcPr>
+          <w:p>
+            <w:r/>
+            <w:r>
+              <w:rPr>
+                <w:sz w:val="13"/>
+              </w:rPr>
+              <w:t>E2</w:t>
+            </w:r>
+          </w:p>
+        </w:tc>
+        <w:tc>
+          <w:tcPr>
+            <w:tcW w:type="dxa" w:w="1140"/>
+          </w:tcPr>
+          <w:p>
+            <w:r/>
+            <w:r>
+              <w:rPr>
+                <w:sz w:val="13"/>
+              </w:rPr>
+              <w:t>OE2</w:t>
+            </w:r>
+          </w:p>
+        </w:tc>
+        <w:tc>
+          <w:tcPr>
+            <w:tcW w:type="dxa" w:w="1140"/>
+          </w:tcPr>
+          <w:p>
+            <w:r/>
+            <w:r>
+              <w:rPr>
+                <w:sz w:val="13"/>
+              </w:rPr>
+              <w:t>citylearn_v3_madrl</w:t>
+            </w:r>
+          </w:p>
+        </w:tc>
+        <w:tc>
+          <w:tcPr>
+            <w:tcW w:type="dxa" w:w="1140"/>
+          </w:tcPr>
+          <w:p>
+            <w:r/>
+            <w:r>
+              <w:rPr>
+                <w:sz w:val="13"/>
+              </w:rPr>
+              <w:t>MAAC</w:t>
+            </w:r>
+          </w:p>
+        </w:tc>
+        <w:tc>
+          <w:tcPr>
+            <w:tcW w:type="dxa" w:w="1140"/>
+          </w:tcPr>
+          <w:p>
+            <w:r/>
+            <w:r>
+              <w:rPr>
+                <w:sz w:val="13"/>
+              </w:rPr>
+              <w:t>0.1842</w:t>
+            </w:r>
+          </w:p>
+        </w:tc>
+        <w:tc>
+          <w:tcPr>
+            <w:tcW w:type="dxa" w:w="1140"/>
+          </w:tcPr>
+          <w:p>
+            <w:r/>
+            <w:r>
+              <w:rPr>
+                <w:sz w:val="13"/>
+              </w:rPr>
+              <w:t>7</w:t>
+            </w:r>
+          </w:p>
+        </w:tc>
+        <w:tc>
+          <w:tcPr>
+            <w:tcW w:type="dxa" w:w="1140"/>
+          </w:tcPr>
+          <w:p>
+            <w:r/>
+            <w:r>
+              <w:rPr>
+                <w:sz w:val="13"/>
+              </w:rPr>
+              <w:t>0</w:t>
+            </w:r>
+          </w:p>
+        </w:tc>
+        <w:tc>
+          <w:tcPr>
+            <w:tcW w:type="dxa" w:w="1140"/>
+          </w:tcPr>
+          <w:p>
+            <w:r/>
+            <w:r>
+              <w:rPr>
+                <w:sz w:val="13"/>
+              </w:rPr>
+              <w:t>5.0</w:t>
+            </w:r>
+          </w:p>
+        </w:tc>
+      </w:tr>
+      <w:tr>
+        <w:tc>
+          <w:tcPr>
+            <w:tcW w:type="dxa" w:w="1140"/>
+          </w:tcPr>
+          <w:p>
+            <w:r/>
+            <w:r>
+              <w:rPr>
+                <w:sz w:val="13"/>
+              </w:rPr>
+              <w:t>E3</w:t>
+            </w:r>
+          </w:p>
+        </w:tc>
+        <w:tc>
+          <w:tcPr>
+            <w:tcW w:type="dxa" w:w="1140"/>
+          </w:tcPr>
+          <w:p>
+            <w:r/>
+            <w:r>
+              <w:rPr>
+                <w:sz w:val="13"/>
+              </w:rPr>
+              <w:t>OE3</w:t>
+            </w:r>
+          </w:p>
+        </w:tc>
+        <w:tc>
+          <w:tcPr>
+            <w:tcW w:type="dxa" w:w="1140"/>
+          </w:tcPr>
+          <w:p>
+            <w:r/>
+            <w:r>
+              <w:rPr>
+                <w:sz w:val="13"/>
+              </w:rPr>
+              <w:t>citylearn_v2_original</w:t>
+            </w:r>
+          </w:p>
+        </w:tc>
+        <w:tc>
+          <w:tcPr>
+            <w:tcW w:type="dxa" w:w="1140"/>
+          </w:tcPr>
+          <w:p>
+            <w:r/>
+            <w:r>
+              <w:rPr>
+                <w:sz w:val="13"/>
+              </w:rPr>
+              <w:t>hour_rbc</w:t>
+            </w:r>
+          </w:p>
+        </w:tc>
+        <w:tc>
+          <w:tcPr>
+            <w:tcW w:type="dxa" w:w="1140"/>
+          </w:tcPr>
+          <w:p>
+            <w:r/>
+            <w:r>
+              <w:rPr>
+                <w:sz w:val="13"/>
+              </w:rPr>
+              <w:t>0.7370</w:t>
+            </w:r>
+          </w:p>
+        </w:tc>
+        <w:tc>
+          <w:tcPr>
+            <w:tcW w:type="dxa" w:w="1140"/>
+          </w:tcPr>
+          <w:p>
+            <w:r/>
+            <w:r>
+              <w:rPr>
+                <w:sz w:val="13"/>
+              </w:rPr>
+              <w:t>11</w:t>
+            </w:r>
+          </w:p>
+        </w:tc>
+        <w:tc>
+          <w:tcPr>
+            <w:tcW w:type="dxa" w:w="1140"/>
+          </w:tcPr>
+          <w:p>
+            <w:r/>
+            <w:r>
+              <w:rPr>
+                <w:sz w:val="13"/>
+              </w:rPr>
+              <w:t>3</w:t>
+            </w:r>
+          </w:p>
+        </w:tc>
+        <w:tc>
+          <w:tcPr>
+            <w:tcW w:type="dxa" w:w="1140"/>
+          </w:tcPr>
+          <w:p>
+            <w:r/>
+            <w:r>
+              <w:rPr>
+                <w:sz w:val="13"/>
+              </w:rPr>
+              <w:t>1.0</w:t>
+            </w:r>
+          </w:p>
+        </w:tc>
+      </w:tr>
+      <w:tr>
+        <w:tc>
+          <w:tcPr>
+            <w:tcW w:type="dxa" w:w="1140"/>
+          </w:tcPr>
+          <w:p>
+            <w:r/>
+            <w:r>
+              <w:rPr>
+                <w:sz w:val="13"/>
+              </w:rPr>
+              <w:t>E3</w:t>
+            </w:r>
+          </w:p>
+        </w:tc>
+        <w:tc>
+          <w:tcPr>
+            <w:tcW w:type="dxa" w:w="1140"/>
+          </w:tcPr>
+          <w:p>
+            <w:r/>
+            <w:r>
+              <w:rPr>
+                <w:sz w:val="13"/>
+              </w:rPr>
+              <w:t>OE3</w:t>
+            </w:r>
+          </w:p>
+        </w:tc>
+        <w:tc>
+          <w:tcPr>
+            <w:tcW w:type="dxa" w:w="1140"/>
+          </w:tcPr>
+          <w:p>
+            <w:r/>
+            <w:r>
+              <w:rPr>
+                <w:sz w:val="13"/>
+              </w:rPr>
+              <w:t>citylearn_v2_original</w:t>
+            </w:r>
+          </w:p>
+        </w:tc>
+        <w:tc>
+          <w:tcPr>
+            <w:tcW w:type="dxa" w:w="1140"/>
+          </w:tcPr>
+          <w:p>
+            <w:r/>
+            <w:r>
+              <w:rPr>
+                <w:sz w:val="13"/>
+              </w:rPr>
+              <w:t>baseline</w:t>
+            </w:r>
+          </w:p>
+        </w:tc>
+        <w:tc>
+          <w:tcPr>
+            <w:tcW w:type="dxa" w:w="1140"/>
+          </w:tcPr>
+          <w:p>
+            <w:r/>
+            <w:r>
+              <w:rPr>
+                <w:sz w:val="13"/>
+              </w:rPr>
+              <w:t>0.7274</w:t>
+            </w:r>
+          </w:p>
+        </w:tc>
+        <w:tc>
+          <w:tcPr>
+            <w:tcW w:type="dxa" w:w="1140"/>
+          </w:tcPr>
+          <w:p>
+            <w:r/>
+            <w:r>
+              <w:rPr>
+                <w:sz w:val="13"/>
+              </w:rPr>
+              <w:t>11</w:t>
+            </w:r>
+          </w:p>
+        </w:tc>
+        <w:tc>
+          <w:tcPr>
+            <w:tcW w:type="dxa" w:w="1140"/>
+          </w:tcPr>
+          <w:p>
+            <w:r/>
+            <w:r>
+              <w:rPr>
+                <w:sz w:val="13"/>
+              </w:rPr>
+              <w:t>4</w:t>
+            </w:r>
+          </w:p>
+        </w:tc>
+        <w:tc>
+          <w:tcPr>
+            <w:tcW w:type="dxa" w:w="1140"/>
+          </w:tcPr>
+          <w:p>
+            <w:r/>
+            <w:r>
+              <w:rPr>
+                <w:sz w:val="13"/>
+              </w:rPr>
+              <w:t>2.0</w:t>
+            </w:r>
+          </w:p>
+        </w:tc>
+      </w:tr>
+      <w:tr>
+        <w:tc>
+          <w:tcPr>
+            <w:tcW w:type="dxa" w:w="1140"/>
+          </w:tcPr>
+          <w:p>
+            <w:r/>
+            <w:r>
+              <w:rPr>
+                <w:sz w:val="13"/>
+              </w:rPr>
+              <w:t>E3</w:t>
+            </w:r>
+          </w:p>
+        </w:tc>
+        <w:tc>
+          <w:tcPr>
+            <w:tcW w:type="dxa" w:w="1140"/>
+          </w:tcPr>
+          <w:p>
+            <w:r/>
+            <w:r>
+              <w:rPr>
+                <w:sz w:val="13"/>
+              </w:rPr>
+              <w:t>OE3</w:t>
+            </w:r>
+          </w:p>
+        </w:tc>
+        <w:tc>
+          <w:tcPr>
+            <w:tcW w:type="dxa" w:w="1140"/>
+          </w:tcPr>
+          <w:p>
+            <w:r/>
+            <w:r>
+              <w:rPr>
+                <w:sz w:val="13"/>
+              </w:rPr>
+              <w:t>citylearn_v3_madrl</w:t>
+            </w:r>
+          </w:p>
+        </w:tc>
+        <w:tc>
+          <w:tcPr>
+            <w:tcW w:type="dxa" w:w="1140"/>
+          </w:tcPr>
+          <w:p>
+            <w:r/>
+            <w:r>
+              <w:rPr>
+                <w:sz w:val="13"/>
+              </w:rPr>
+              <w:t>MAAC</w:t>
+            </w:r>
+          </w:p>
+        </w:tc>
+        <w:tc>
+          <w:tcPr>
+            <w:tcW w:type="dxa" w:w="1140"/>
+          </w:tcPr>
+          <w:p>
+            <w:r/>
+            <w:r>
+              <w:rPr>
+                <w:sz w:val="13"/>
+              </w:rPr>
+              <w:t>0.5022</w:t>
+            </w:r>
+          </w:p>
+        </w:tc>
+        <w:tc>
+          <w:tcPr>
+            <w:tcW w:type="dxa" w:w="1140"/>
+          </w:tcPr>
+          <w:p>
+            <w:r/>
+            <w:r>
+              <w:rPr>
+                <w:sz w:val="13"/>
+              </w:rPr>
+              <w:t>11</w:t>
+            </w:r>
+          </w:p>
+        </w:tc>
+        <w:tc>
+          <w:tcPr>
+            <w:tcW w:type="dxa" w:w="1140"/>
+          </w:tcPr>
+          <w:p>
+            <w:r/>
+            <w:r>
+              <w:rPr>
+                <w:sz w:val="13"/>
+              </w:rPr>
+              <w:t>1</w:t>
+            </w:r>
+          </w:p>
+        </w:tc>
+        <w:tc>
+          <w:tcPr>
+            <w:tcW w:type="dxa" w:w="1140"/>
+          </w:tcPr>
+          <w:p>
+            <w:r/>
+            <w:r>
+              <w:rPr>
+                <w:sz w:val="13"/>
+              </w:rPr>
+              <w:t>3.0</w:t>
+            </w:r>
+          </w:p>
+        </w:tc>
+      </w:tr>
+      <w:tr>
+        <w:tc>
+          <w:tcPr>
+            <w:tcW w:type="dxa" w:w="1140"/>
+          </w:tcPr>
+          <w:p>
+            <w:r/>
+            <w:r>
+              <w:rPr>
+                <w:sz w:val="13"/>
+              </w:rPr>
+              <w:t>E3</w:t>
+            </w:r>
+          </w:p>
+        </w:tc>
+        <w:tc>
+          <w:tcPr>
+            <w:tcW w:type="dxa" w:w="1140"/>
+          </w:tcPr>
+          <w:p>
+            <w:r/>
+            <w:r>
+              <w:rPr>
+                <w:sz w:val="13"/>
+              </w:rPr>
+              <w:t>OE3</w:t>
+            </w:r>
+          </w:p>
+        </w:tc>
+        <w:tc>
+          <w:tcPr>
+            <w:tcW w:type="dxa" w:w="1140"/>
+          </w:tcPr>
+          <w:p>
+            <w:r/>
+            <w:r>
+              <w:rPr>
+                <w:sz w:val="13"/>
+              </w:rPr>
+              <w:t>citylearn_v3_madrl</w:t>
+            </w:r>
+          </w:p>
+        </w:tc>
+        <w:tc>
+          <w:tcPr>
+            <w:tcW w:type="dxa" w:w="1140"/>
+          </w:tcPr>
+          <w:p>
+            <w:r/>
+            <w:r>
+              <w:rPr>
+                <w:sz w:val="13"/>
+              </w:rPr>
+              <w:t>MASAC</w:t>
+            </w:r>
+          </w:p>
+        </w:tc>
+        <w:tc>
+          <w:tcPr>
+            <w:tcW w:type="dxa" w:w="1140"/>
+          </w:tcPr>
+          <w:p>
+            <w:r/>
+            <w:r>
+              <w:rPr>
+                <w:sz w:val="13"/>
+              </w:rPr>
+              <w:t>0.4567</w:t>
+            </w:r>
+          </w:p>
+        </w:tc>
+        <w:tc>
+          <w:tcPr>
+            <w:tcW w:type="dxa" w:w="1140"/>
+          </w:tcPr>
+          <w:p>
+            <w:r/>
+            <w:r>
+              <w:rPr>
+                <w:sz w:val="13"/>
+              </w:rPr>
+              <w:t>11</w:t>
+            </w:r>
+          </w:p>
+        </w:tc>
+        <w:tc>
+          <w:tcPr>
+            <w:tcW w:type="dxa" w:w="1140"/>
+          </w:tcPr>
+          <w:p>
+            <w:r/>
+            <w:r>
+              <w:rPr>
+                <w:sz w:val="13"/>
+              </w:rPr>
+              <w:t>1</w:t>
+            </w:r>
+          </w:p>
+        </w:tc>
+        <w:tc>
+          <w:tcPr>
+            <w:tcW w:type="dxa" w:w="1140"/>
+          </w:tcPr>
+          <w:p>
+            <w:r/>
+            <w:r>
+              <w:rPr>
+                <w:sz w:val="13"/>
+              </w:rPr>
+              <w:t>4.0</w:t>
+            </w:r>
+          </w:p>
+        </w:tc>
+      </w:tr>
+      <w:tr>
+        <w:tc>
+          <w:tcPr>
+            <w:tcW w:type="dxa" w:w="1140"/>
+          </w:tcPr>
+          <w:p>
+            <w:r/>
+            <w:r>
+              <w:rPr>
+                <w:sz w:val="13"/>
+              </w:rPr>
+              <w:t>E3</w:t>
+            </w:r>
+          </w:p>
+        </w:tc>
+        <w:tc>
+          <w:tcPr>
+            <w:tcW w:type="dxa" w:w="1140"/>
+          </w:tcPr>
+          <w:p>
+            <w:r/>
+            <w:r>
+              <w:rPr>
+                <w:sz w:val="13"/>
+              </w:rPr>
+              <w:t>OE3</w:t>
+            </w:r>
+          </w:p>
+        </w:tc>
+        <w:tc>
+          <w:tcPr>
+            <w:tcW w:type="dxa" w:w="1140"/>
+          </w:tcPr>
+          <w:p>
+            <w:r/>
+            <w:r>
+              <w:rPr>
+                <w:sz w:val="13"/>
+              </w:rPr>
+              <w:t>citylearn_v3_madrl</w:t>
+            </w:r>
+          </w:p>
+        </w:tc>
+        <w:tc>
+          <w:tcPr>
+            <w:tcW w:type="dxa" w:w="1140"/>
+          </w:tcPr>
+          <w:p>
+            <w:r/>
+            <w:r>
+              <w:rPr>
+                <w:sz w:val="13"/>
+              </w:rPr>
+              <w:t>MATD3</w:t>
+            </w:r>
+          </w:p>
+        </w:tc>
+        <w:tc>
+          <w:tcPr>
+            <w:tcW w:type="dxa" w:w="1140"/>
+          </w:tcPr>
+          <w:p>
+            <w:r/>
+            <w:r>
+              <w:rPr>
+                <w:sz w:val="13"/>
+              </w:rPr>
+              <w:t>0.2786</w:t>
+            </w:r>
+          </w:p>
+        </w:tc>
+        <w:tc>
+          <w:tcPr>
+            <w:tcW w:type="dxa" w:w="1140"/>
+          </w:tcPr>
+          <w:p>
+            <w:r/>
+            <w:r>
+              <w:rPr>
+                <w:sz w:val="13"/>
+              </w:rPr>
+              <w:t>11</w:t>
+            </w:r>
+          </w:p>
+        </w:tc>
+        <w:tc>
+          <w:tcPr>
+            <w:tcW w:type="dxa" w:w="1140"/>
+          </w:tcPr>
+          <w:p>
+            <w:r/>
+            <w:r>
+              <w:rPr>
+                <w:sz w:val="13"/>
+              </w:rPr>
+              <w:t>1</w:t>
+            </w:r>
+          </w:p>
+        </w:tc>
+        <w:tc>
+          <w:tcPr>
+            <w:tcW w:type="dxa" w:w="1140"/>
+          </w:tcPr>
+          <w:p>
+            <w:r/>
+            <w:r>
+              <w:rPr>
+                <w:sz w:val="13"/>
+              </w:rPr>
+              <w:t>5.0</w:t>
+            </w:r>
+          </w:p>
+        </w:tc>
+      </w:tr>
+    </w:tbl>
+    <w:p/>
+    <w:p>
+      <w:pPr>
+        <w:spacing w:after="120" w:line="276" w:lineRule="auto"/>
+        <w:jc w:val="both"/>
+      </w:pPr>
+      <w:r>
+        <w:t>La lectura evaluate_v2 evita una conclusion sesgada por la recompensa de entrenamiento: un algoritmo puede maximizar reward_mean_average en un escenario y, al mismo tiempo, no liderar todos los KPIs oficiales de flexibilidad, carbono o costo. Por ello, la decision doctoral se reporta en tres niveles: media episodica, prueba estadistica intra-corrida y KPI anual final compatible con CityLearn v2.</w:t>
+      </w:r>
+    </w:p>
+    <w:p>
+      <w:pPr>
+        <w:pStyle w:val="Heading2"/>
+      </w:pPr>
+      <w:r>
+        <w:t>5.5 OE.1: efecto del MADRL sobre flexibilidad energetica</w:t>
+      </w:r>
+    </w:p>
+    <w:p>
+      <w:pPr>
+        <w:spacing w:after="120" w:line="276" w:lineRule="auto"/>
+        <w:jc w:val="both"/>
+      </w:pPr>
+      <w:r>
+        <w:t>E1 usa pesos [flex=0,70; CO2=0,15; costo=0,15], por lo que la recompensa media del episodio representa el efecto agregado del algoritmo sobre la dimension de flexibilidad bajo una funcion de recompensa comparable.</w:t>
+      </w:r>
+    </w:p>
+    <w:p>
+      <w:r>
+        <w:rPr>
+          <w:b/>
+          <w:color w:val="595959"/>
+          <w:sz w:val="19"/>
+        </w:rPr>
+        <w:t>Tabla 5.5. Estadistica descriptiva por episodio para OE.1.</w:t>
+      </w:r>
+    </w:p>
+    <w:tbl>
+      <w:tblPr>
+        <w:tblStyle w:val="LightGrid-Accent1"/>
+        <w:tblW w:type="auto" w:w="0"/>
+        <w:jc w:val="center"/>
+        <w:tblLook w:firstColumn="1" w:firstRow="1" w:lastColumn="0" w:lastRow="0" w:noHBand="0" w:noVBand="1" w:val="04A0"/>
+      </w:tblPr>
+      <w:tblGrid>
+        <w:gridCol w:w="1140"/>
+        <w:gridCol w:w="1140"/>
+        <w:gridCol w:w="1140"/>
+        <w:gridCol w:w="1140"/>
+        <w:gridCol w:w="1140"/>
+        <w:gridCol w:w="1140"/>
+        <w:gridCol w:w="1140"/>
+        <w:gridCol w:w="1140"/>
+      </w:tblGrid>
+      <w:tr>
         <w:tc>
           <w:tcPr>
             <w:tcW w:type="dxa" w:w="1140"/>
@@ -7182,7 +12317,7 @@
                 <w:color w:val="FFFFFF"/>
                 <w:sz w:val="14"/>
               </w:rPr>
-              <w:t>n</w:t>
+              <w:t>Algoritmo</w:t>
             </w:r>
           </w:p>
         </w:tc>
@@ -7199,7 +12334,7 @@
                 <w:color w:val="FFFFFF"/>
                 <w:sz w:val="14"/>
               </w:rPr>
-              <w:t>Media</w:t>
+              <w:t>n</w:t>
             </w:r>
           </w:p>
         </w:tc>
@@ -7216,7 +12351,7 @@
                 <w:color w:val="FFFFFF"/>
                 <w:sz w:val="14"/>
               </w:rPr>
-              <w:t>Mediana</w:t>
+              <w:t>Media</w:t>
             </w:r>
           </w:p>
         </w:tc>
@@ -7233,7 +12368,7 @@
                 <w:color w:val="FFFFFF"/>
                 <w:sz w:val="14"/>
               </w:rPr>
-              <w:t>Desv. est.</w:t>
+              <w:t>Mediana</w:t>
             </w:r>
           </w:p>
         </w:tc>
@@ -7250,7 +12385,7 @@
                 <w:color w:val="FFFFFF"/>
                 <w:sz w:val="14"/>
               </w:rPr>
-              <w:t>Min</w:t>
+              <w:t>Desv. est.</w:t>
             </w:r>
           </w:p>
         </w:tc>
@@ -7267,7 +12402,7 @@
                 <w:color w:val="FFFFFF"/>
                 <w:sz w:val="14"/>
               </w:rPr>
-              <w:t>Max</w:t>
+              <w:t>Min</w:t>
             </w:r>
           </w:p>
         </w:tc>
@@ -7284,6 +12419,23 @@
                 <w:color w:val="FFFFFF"/>
                 <w:sz w:val="14"/>
               </w:rPr>
+              <w:t>Max</w:t>
+            </w:r>
+          </w:p>
+        </w:tc>
+        <w:tc>
+          <w:tcPr>
+            <w:tcW w:type="dxa" w:w="1140"/>
+            <w:shd w:val="clear" w:color="auto" w:fill="1F4E79"/>
+          </w:tcPr>
+          <w:p>
+            <w:r/>
+            <w:r>
+              <w:rPr>
+                <w:b/>
+                <w:color w:val="FFFFFF"/>
+                <w:sz w:val="14"/>
+              </w:rPr>
               <w:t>Cobertura</w:t>
             </w:r>
           </w:p>
@@ -7398,7 +12550,7 @@
               <w:rPr>
                 <w:sz w:val="14"/>
               </w:rPr>
-              <w:t>50 ep</w:t>
+              <w:t>cobertura completa</w:t>
             </w:r>
           </w:p>
         </w:tc>
@@ -7512,7 +12664,7 @@
               <w:rPr>
                 <w:sz w:val="14"/>
               </w:rPr>
-              <w:t>50 ep</w:t>
+              <w:t>cobertura completa</w:t>
             </w:r>
           </w:p>
         </w:tc>
@@ -7626,7 +12778,7 @@
               <w:rPr>
                 <w:sz w:val="14"/>
               </w:rPr>
-              <w:t>49 ep conservado</w:t>
+              <w:t>49 filas conservadas</w:t>
             </w:r>
           </w:p>
         </w:tc>
@@ -7740,7 +12892,7 @@
               <w:rPr>
                 <w:sz w:val="14"/>
               </w:rPr>
-              <w:t>50 ep</w:t>
+              <w:t>cobertura completa</w:t>
             </w:r>
           </w:p>
         </w:tc>
@@ -7754,7 +12906,7 @@
           <w:color w:val="595959"/>
           <w:sz w:val="19"/>
         </w:rPr>
-        <w:t>Tabla 5.3a. KPI anual final del tratamiento asociado a OE.1.</w:t>
+        <w:t>Tabla 5.5a. KPI anual final del tratamiento asociado a OE.1.</w:t>
       </w:r>
     </w:p>
     <w:tbl>
@@ -8229,7 +13381,7 @@
           <w:color w:val="595959"/>
           <w:sz w:val="19"/>
         </w:rPr>
-        <w:t>Figura 5.3. Comparacion grafica de la media por episodio para OE.1.</w:t>
+        <w:t>Figura 5.5. Comparacion grafica de la media por episodio para OE.1.</w:t>
       </w:r>
     </w:p>
     <w:p>
@@ -8240,7 +13392,7 @@
         <w:drawing>
           <wp:inline xmlns:a="http://schemas.openxmlformats.org/drawingml/2006/main" xmlns:pic="http://schemas.openxmlformats.org/drawingml/2006/picture">
             <wp:extent cx="5303520" cy="3030583"/>
-            <wp:docPr id="1" name="Picture 1"/>
+            <wp:docPr id="4" name="Picture 4"/>
             <wp:cNvGraphicFramePr>
               <a:graphicFrameLocks noChangeAspect="1"/>
             </wp:cNvGraphicFramePr>
@@ -8252,7 +13404,7 @@
                     <pic:cNvPicPr/>
                   </pic:nvPicPr>
                   <pic:blipFill>
-                    <a:blip r:embed="rId42"/>
+                    <a:blip r:embed="rId45"/>
                     <a:stretch>
                       <a:fillRect/>
                     </a:stretch>
@@ -8278,7 +13430,7 @@
         <w:jc w:val="both"/>
       </w:pPr>
       <w:r>
-        <w:t>Contrastacion inferencial: para OE.1 se aplica Kruskal-Wallis solo a los grupos con 50 observaciones conservadas (MAAC, MASAC, MATD3). El resultado es H=36.3083, p=1.30545e-08, epsilon2=0.2334. Con alpha=0,05, se rechaza H0 y se identifica efecto diferenciado del algoritmo. HAPPO no se incluye en esta prueba porque solo conserva una observacion anual final, aunque registra 50 episodios completados.</w:t>
+        <w:t>Contrastacion inferencial: para OE.1 se aplica Kruskal-Wallis solo a los grupos con cobertura completa conservada (MAAC, MASAC, MATD3). El resultado es H=36.3083, p=1.30545e-08, epsilon2=0.2334. Con alpha=0,05, se rechaza H0 y se identifica efecto diferenciado del algoritmo. HAPPO registra entrenamiento completado en Drive, pero no entra al contraste inferencial porque el CSV materializado conserva 49 filas episodicas por escenario.</w:t>
       </w:r>
     </w:p>
     <w:p>
@@ -8288,7 +13440,7 @@
           <w:color w:val="595959"/>
           <w:sz w:val="19"/>
         </w:rPr>
-        <w:t>Tabla 5.3b. Mann-Whitney U por pares con ajuste Holm para OE.1.</w:t>
+        <w:t>Tabla 5.5b. Mann-Whitney U por pares con ajuste Holm para OE.1.</w:t>
       </w:r>
     </w:p>
     <w:tbl>
@@ -8557,7 +13709,7 @@
           <w:color w:val="595959"/>
           <w:sz w:val="19"/>
         </w:rPr>
-        <w:t>Tabla 5.3c. Shapiro-Wilk por algoritmo para OE.1.</w:t>
+        <w:t>Tabla 5.5c. Shapiro-Wilk por algoritmo para OE.1.</w:t>
       </w:r>
     </w:p>
     <w:tbl>
@@ -8765,7 +13917,7 @@
         <w:jc w:val="both"/>
       </w:pPr>
       <w:r>
-        <w:t>Interpretacion de OE.1: el mejor algoritmo por media episodica conservada es MAAC; al restringir la decision inferencial a algoritmos con 50 observaciones completas, el mejor es MAAC; el mejor KPI anual final observado es MASAC. Esta triple lectura evita confundir culminacion de entrenamiento con disponibilidad de series estadisticas completas. HAPPO puede aparecer como mejor descriptivo en algunas dimensiones, pero no se eleva a conclusion inferencial de 50 episodios porque el artefacto materializado conserva 49 observaciones y la carpeta actual de G: conserva solo la trayectoria anual final.</w:t>
+        <w:t>Interpretacion de OE.1: el mejor algoritmo por media episodica conservada es MAAC; al restringir la decision inferencial a algoritmos con cobertura completa, el mejor es MAAC; el mejor KPI anual final observado es MASAC. Esta triple lectura evita confundir culminacion de entrenamiento con disponibilidad de series estadisticas completas. HAPPO puede aparecer como mejor descriptivo en algunas dimensiones, pero no se eleva a conclusion inferencial completa porque el artefacto materializado conserva 49 observaciones y la carpeta actual de G: conserva la trayectoria anual final.</w:t>
       </w:r>
     </w:p>
     <w:p>
@@ -8773,7 +13925,7 @@
         <w:pStyle w:val="Heading2"/>
       </w:pPr>
       <w:r>
-        <w:t>5.4 OE.2: efecto del MADRL sobre emisiones de CO2</w:t>
+        <w:t>5.6 OE.2: efecto del MADRL sobre emisiones de CO2</w:t>
       </w:r>
     </w:p>
     <w:p>
@@ -8792,7 +13944,7 @@
           <w:color w:val="595959"/>
           <w:sz w:val="19"/>
         </w:rPr>
-        <w:t>Tabla 5.4. Estadistica descriptiva por episodio para OE.2.</w:t>
+        <w:t>Tabla 5.6. Estadistica descriptiva por episodio para OE.2.</w:t>
       </w:r>
     </w:p>
     <w:tbl>
@@ -9059,7 +14211,7 @@
               <w:rPr>
                 <w:sz w:val="14"/>
               </w:rPr>
-              <w:t>49 ep conservado</w:t>
+              <w:t>49 filas conservadas</w:t>
             </w:r>
           </w:p>
         </w:tc>
@@ -9173,7 +14325,7 @@
               <w:rPr>
                 <w:sz w:val="14"/>
               </w:rPr>
-              <w:t>50 ep</w:t>
+              <w:t>cobertura completa</w:t>
             </w:r>
           </w:p>
         </w:tc>
@@ -9287,7 +14439,7 @@
               <w:rPr>
                 <w:sz w:val="14"/>
               </w:rPr>
-              <w:t>50 ep</w:t>
+              <w:t>cobertura completa</w:t>
             </w:r>
           </w:p>
         </w:tc>
@@ -9401,7 +14553,7 @@
               <w:rPr>
                 <w:sz w:val="14"/>
               </w:rPr>
-              <w:t>50 ep</w:t>
+              <w:t>cobertura completa</w:t>
             </w:r>
           </w:p>
         </w:tc>
@@ -9415,7 +14567,7 @@
           <w:color w:val="595959"/>
           <w:sz w:val="19"/>
         </w:rPr>
-        <w:t>Tabla 5.4a. KPI anual final del tratamiento asociado a OE.2.</w:t>
+        <w:t>Tabla 5.6a. KPI anual final del tratamiento asociado a OE.2.</w:t>
       </w:r>
     </w:p>
     <w:tbl>
@@ -9890,7 +15042,7 @@
           <w:color w:val="595959"/>
           <w:sz w:val="19"/>
         </w:rPr>
-        <w:t>Figura 5.4. Comparacion grafica de la media por episodio para OE.2.</w:t>
+        <w:t>Figura 5.6. Comparacion grafica de la media por episodio para OE.2.</w:t>
       </w:r>
     </w:p>
     <w:p>
@@ -9901,7 +15053,7 @@
         <w:drawing>
           <wp:inline xmlns:a="http://schemas.openxmlformats.org/drawingml/2006/main" xmlns:pic="http://schemas.openxmlformats.org/drawingml/2006/picture">
             <wp:extent cx="5303520" cy="3030583"/>
-            <wp:docPr id="2" name="Picture 2"/>
+            <wp:docPr id="5" name="Picture 5"/>
             <wp:cNvGraphicFramePr>
               <a:graphicFrameLocks noChangeAspect="1"/>
             </wp:cNvGraphicFramePr>
@@ -9913,7 +15065,7 @@
                     <pic:cNvPicPr/>
                   </pic:nvPicPr>
                   <pic:blipFill>
-                    <a:blip r:embed="rId43"/>
+                    <a:blip r:embed="rId46"/>
                     <a:stretch>
                       <a:fillRect/>
                     </a:stretch>
@@ -9939,7 +15091,7 @@
         <w:jc w:val="both"/>
       </w:pPr>
       <w:r>
-        <w:t>Contrastacion inferencial: para OE.2 se aplica Kruskal-Wallis solo a los grupos con 50 observaciones conservadas (MAAC, MASAC, MATD3). El resultado es H=6.2532, p=0.0438656, epsilon2=0.0289. Con alpha=0,05, se rechaza H0 y se identifica efecto diferenciado del algoritmo. HAPPO no se incluye en esta prueba porque solo conserva una observacion anual final, aunque registra 50 episodios completados.</w:t>
+        <w:t>Contrastacion inferencial: para OE.2 se aplica Kruskal-Wallis solo a los grupos con cobertura completa conservada (MAAC, MASAC, MATD3). El resultado es H=6.2532, p=0.0438656, epsilon2=0.0289. Con alpha=0,05, se rechaza H0 y se identifica efecto diferenciado del algoritmo. HAPPO registra entrenamiento completado en Drive, pero no entra al contraste inferencial porque el CSV materializado conserva 49 filas episodicas por escenario.</w:t>
       </w:r>
     </w:p>
     <w:p>
@@ -9949,7 +15101,7 @@
           <w:color w:val="595959"/>
           <w:sz w:val="19"/>
         </w:rPr>
-        <w:t>Tabla 5.4b. Mann-Whitney U por pares con ajuste Holm para OE.2.</w:t>
+        <w:t>Tabla 5.6b. Mann-Whitney U por pares con ajuste Holm para OE.2.</w:t>
       </w:r>
     </w:p>
     <w:tbl>
@@ -10218,7 +15370,7 @@
           <w:color w:val="595959"/>
           <w:sz w:val="19"/>
         </w:rPr>
-        <w:t>Tabla 5.4c. Shapiro-Wilk por algoritmo para OE.2.</w:t>
+        <w:t>Tabla 5.6c. Shapiro-Wilk por algoritmo para OE.2.</w:t>
       </w:r>
     </w:p>
     <w:tbl>
@@ -10426,7 +15578,7 @@
         <w:jc w:val="both"/>
       </w:pPr>
       <w:r>
-        <w:t>Interpretacion de OE.2: el mejor algoritmo por media episodica conservada es HAPPO; al restringir la decision inferencial a algoritmos con 50 observaciones completas, el mejor es MAAC; el mejor KPI anual final observado es MASAC. Esta triple lectura evita confundir culminacion de entrenamiento con disponibilidad de series estadisticas completas. HAPPO puede aparecer como mejor descriptivo en algunas dimensiones, pero no se eleva a conclusion inferencial de 50 episodios porque el artefacto materializado conserva 49 observaciones y la carpeta actual de G: conserva solo la trayectoria anual final.</w:t>
+        <w:t>Interpretacion de OE.2: el mejor algoritmo por media episodica conservada es HAPPO; al restringir la decision inferencial a algoritmos con cobertura completa, el mejor es MAAC; el mejor KPI anual final observado es MASAC. Esta triple lectura evita confundir culminacion de entrenamiento con disponibilidad de series estadisticas completas. HAPPO puede aparecer como mejor descriptivo en algunas dimensiones, pero no se eleva a conclusion inferencial completa porque el artefacto materializado conserva 49 observaciones y la carpeta actual de G: conserva la trayectoria anual final.</w:t>
       </w:r>
     </w:p>
     <w:p>
@@ -10434,7 +15586,7 @@
         <w:pStyle w:val="Heading2"/>
       </w:pPr>
       <w:r>
-        <w:t>5.5 OE.3: efecto del MADRL sobre costos energeticos</w:t>
+        <w:t>5.7 OE.3: efecto del MADRL sobre costos energeticos</w:t>
       </w:r>
     </w:p>
     <w:p>
@@ -10453,7 +15605,7 @@
           <w:color w:val="595959"/>
           <w:sz w:val="19"/>
         </w:rPr>
-        <w:t>Tabla 5.5. Estadistica descriptiva por episodio para OE.3.</w:t>
+        <w:t>Tabla 5.7. Estadistica descriptiva por episodio para OE.3.</w:t>
       </w:r>
     </w:p>
     <w:tbl>
@@ -10720,7 +15872,7 @@
               <w:rPr>
                 <w:sz w:val="14"/>
               </w:rPr>
-              <w:t>49 ep conservado</w:t>
+              <w:t>49 filas conservadas</w:t>
             </w:r>
           </w:p>
         </w:tc>
@@ -10834,7 +15986,7 @@
               <w:rPr>
                 <w:sz w:val="14"/>
               </w:rPr>
-              <w:t>50 ep</w:t>
+              <w:t>cobertura completa</w:t>
             </w:r>
           </w:p>
         </w:tc>
@@ -10948,7 +16100,7 @@
               <w:rPr>
                 <w:sz w:val="14"/>
               </w:rPr>
-              <w:t>50 ep</w:t>
+              <w:t>cobertura completa</w:t>
             </w:r>
           </w:p>
         </w:tc>
@@ -11062,7 +16214,7 @@
               <w:rPr>
                 <w:sz w:val="14"/>
               </w:rPr>
-              <w:t>50 ep</w:t>
+              <w:t>cobertura completa</w:t>
             </w:r>
           </w:p>
         </w:tc>
@@ -11076,7 +16228,7 @@
           <w:color w:val="595959"/>
           <w:sz w:val="19"/>
         </w:rPr>
-        <w:t>Tabla 5.5a. KPI anual final del tratamiento asociado a OE.3.</w:t>
+        <w:t>Tabla 5.7a. KPI anual final del tratamiento asociado a OE.3.</w:t>
       </w:r>
     </w:p>
     <w:tbl>
@@ -11551,7 +16703,7 @@
           <w:color w:val="595959"/>
           <w:sz w:val="19"/>
         </w:rPr>
-        <w:t>Figura 5.5. Comparacion grafica de la media por episodio para OE.3.</w:t>
+        <w:t>Figura 5.7. Comparacion grafica de la media por episodio para OE.3.</w:t>
       </w:r>
     </w:p>
     <w:p>
@@ -11562,7 +16714,7 @@
         <w:drawing>
           <wp:inline xmlns:a="http://schemas.openxmlformats.org/drawingml/2006/main" xmlns:pic="http://schemas.openxmlformats.org/drawingml/2006/picture">
             <wp:extent cx="5303520" cy="3030583"/>
-            <wp:docPr id="3" name="Picture 3"/>
+            <wp:docPr id="6" name="Picture 6"/>
             <wp:cNvGraphicFramePr>
               <a:graphicFrameLocks noChangeAspect="1"/>
             </wp:cNvGraphicFramePr>
@@ -11574,7 +16726,7 @@
                     <pic:cNvPicPr/>
                   </pic:nvPicPr>
                   <pic:blipFill>
-                    <a:blip r:embed="rId44"/>
+                    <a:blip r:embed="rId47"/>
                     <a:stretch>
                       <a:fillRect/>
                     </a:stretch>
@@ -11600,7 +16752,7 @@
         <w:jc w:val="both"/>
       </w:pPr>
       <w:r>
-        <w:t>Contrastacion inferencial: para OE.3 se aplica Kruskal-Wallis solo a los grupos con 50 observaciones conservadas (MAAC, MASAC, MATD3). El resultado es H=2.7613, p=0.251421, epsilon2=0.0052. Con alpha=0,05, no se rechaza H0 en la muestra inferencial conservada. HAPPO no se incluye en esta prueba porque solo conserva una observacion anual final, aunque registra 50 episodios completados.</w:t>
+        <w:t>Contrastacion inferencial: para OE.3 se aplica Kruskal-Wallis solo a los grupos con cobertura completa conservada (MAAC, MASAC, MATD3). El resultado es H=2.7613, p=0.251421, epsilon2=0.0052. Con alpha=0,05, no se rechaza H0 en la muestra inferencial conservada. HAPPO registra entrenamiento completado en Drive, pero no entra al contraste inferencial porque el CSV materializado conserva 49 filas episodicas por escenario.</w:t>
       </w:r>
     </w:p>
     <w:p>
@@ -11610,7 +16762,7 @@
           <w:color w:val="595959"/>
           <w:sz w:val="19"/>
         </w:rPr>
-        <w:t>Tabla 5.5b. Mann-Whitney U por pares con ajuste Holm para OE.3.</w:t>
+        <w:t>Tabla 5.7b. Mann-Whitney U por pares con ajuste Holm para OE.3.</w:t>
       </w:r>
     </w:p>
     <w:tbl>
@@ -11879,7 +17031,7 @@
           <w:color w:val="595959"/>
           <w:sz w:val="19"/>
         </w:rPr>
-        <w:t>Tabla 5.5c. Shapiro-Wilk por algoritmo para OE.3.</w:t>
+        <w:t>Tabla 5.7c. Shapiro-Wilk por algoritmo para OE.3.</w:t>
       </w:r>
     </w:p>
     <w:tbl>
@@ -12087,7 +17239,7 @@
         <w:jc w:val="both"/>
       </w:pPr>
       <w:r>
-        <w:t>Interpretacion de OE.3: el mejor algoritmo por media episodica conservada es HAPPO; al restringir la decision inferencial a algoritmos con 50 observaciones completas, el mejor es MATD3; el mejor KPI anual final observado es MAAC. Esta triple lectura evita confundir culminacion de entrenamiento con disponibilidad de series estadisticas completas. HAPPO puede aparecer como mejor descriptivo en algunas dimensiones, pero no se eleva a conclusion inferencial de 50 episodios porque el artefacto materializado conserva 49 observaciones y la carpeta actual de G: conserva solo la trayectoria anual final.</w:t>
+        <w:t>Interpretacion de OE.3: el mejor algoritmo por media episodica conservada es HAPPO; al restringir la decision inferencial a algoritmos con cobertura completa, el mejor es MATD3; el mejor KPI anual final observado es MAAC. Esta triple lectura evita confundir culminacion de entrenamiento con disponibilidad de series estadisticas completas. HAPPO puede aparecer como mejor descriptivo en algunas dimensiones, pero no se eleva a conclusion inferencial completa porque el artefacto materializado conserva 49 observaciones y la carpeta actual de G: conserva la trayectoria anual final.</w:t>
       </w:r>
     </w:p>
     <w:p>
@@ -12095,7 +17247,7 @@
         <w:pStyle w:val="Heading2"/>
       </w:pPr>
       <w:r>
-        <w:t>5.6 Resultados por edificio y equipamiento controlado</w:t>
+        <w:t>5.8 Resultados por edificio y equipamiento controlado</w:t>
       </w:r>
     </w:p>
     <w:p>
@@ -12114,7 +17266,7 @@
           <w:color w:val="595959"/>
           <w:sz w:val="19"/>
         </w:rPr>
-        <w:t>Figura 5.6. Dimensiones de accion controlable por edificio.</w:t>
+        <w:t>Figura 5.8. Dimensiones de accion controlable por edificio.</w:t>
       </w:r>
     </w:p>
     <w:p>
@@ -12125,7 +17277,7 @@
         <w:drawing>
           <wp:inline xmlns:a="http://schemas.openxmlformats.org/drawingml/2006/main" xmlns:pic="http://schemas.openxmlformats.org/drawingml/2006/picture">
             <wp:extent cx="5303520" cy="3030583"/>
-            <wp:docPr id="4" name="Picture 4"/>
+            <wp:docPr id="7" name="Picture 7"/>
             <wp:cNvGraphicFramePr>
               <a:graphicFrameLocks noChangeAspect="1"/>
             </wp:cNvGraphicFramePr>
@@ -12137,7 +17289,7 @@
                     <pic:cNvPicPr/>
                   </pic:nvPicPr>
                   <pic:blipFill>
-                    <a:blip r:embed="rId45"/>
+                    <a:blip r:embed="rId48"/>
                     <a:stretch>
                       <a:fillRect/>
                     </a:stretch>
@@ -13943,7 +19095,7 @@
         <w:pStyle w:val="Heading2"/>
       </w:pPr>
       <w:r>
-        <w:t>5.7 Sintesis de contrastacion de OE.1, OE.2 y OE.3</w:t>
+        <w:t>5.9 Sintesis de contrastacion de OE.1, OE.2 y OE.3</w:t>
       </w:r>
     </w:p>
     <w:p>
@@ -14055,7 +19207,7 @@
                 <w:color w:val="FFFFFF"/>
                 <w:sz w:val="13"/>
               </w:rPr>
-              <w:t>mejor muestra 50 ep</w:t>
+              <w:t>mejor muestra completa</w:t>
             </w:r>
           </w:p>
         </w:tc>
@@ -14461,7 +19613,7 @@
         <w:jc w:val="both"/>
       </w:pPr>
       <w:r>
-        <w:t>La interpretacion doctoral no debe afirmar dominancia unica sin matices. Los resultados muestran efectos diferenciados por dimension: flexibilidad, CO2 y costo responden a escenarios de recompensa distintos y a artefactos con distinta granularidad. La conclusion valida es que el algoritmo MADRL si modifica significativamente los indicadores cuando existen series de 50 episodios conservadas, pero la identificacion del 'mayor efecto' debe reportarse por objetivo y segun el nivel de evidencia: episodico, inferencial o KPI anual final.</w:t>
+        <w:t>La interpretacion doctoral no debe afirmar dominancia unica sin matices. Los resultados muestran efectos diferenciados por dimension: flexibilidad, CO2 y costo responden a escenarios de recompensa distintos y a artefactos con distinta granularidad. La conclusion valida es que el algoritmo MADRL si modifica significativamente los indicadores cuando existen series completas conservadas, pero la identificacion del 'mayor efecto' debe reportarse por objetivo y segun el nivel de evidencia: episodico, inferencial o KPI anual final.</w:t>
       </w:r>
     </w:p>
     <w:p>
@@ -14486,43 +19638,55 @@
         <w:pStyle w:val="Heading2"/>
       </w:pPr>
       <w:r>
-        <w:t>6.1 Conclusiones</w:t>
+        <w:t>6.1 Conclusiones por objetivo especifico</w:t>
       </w:r>
     </w:p>
     <w:p>
       <w:pPr>
-        <w:pStyle w:val="ListBullet"/>
         <w:jc w:val="both"/>
       </w:pPr>
       <w:r>
-        <w:t>El OG se responde identificando a MATD3 como el MADRL de mayor efecto coordinado en Colab (score 0,6667).</w:t>
+        <w:rPr>
+          <w:b w:val="0"/>
+          <w:i w:val="0"/>
+        </w:rPr>
+        <w:t>OE.1 (flexibilidad, D-VD.1, escenario E1): el algoritmo MADRL de mayor efecto es MATD3 (flex_composite = 1,0009; score normalizado OE.1 = 1,0000; 50 episodios). MATD3 tambien registra la mayor tasa de exito EV (43,9%), coherente con la operacionalizacion de flexibilidad mediante BESS, cargadores y cargas desplazables.</w:t>
       </w:r>
     </w:p>
     <w:p>
       <w:pPr>
-        <w:pStyle w:val="ListBullet"/>
         <w:jc w:val="both"/>
       </w:pPr>
       <w:r>
-        <w:t>OE.1 y OE.2: MATD3 lidera flexibilidad compuesta y delta de CO2 en la corrida canonica.</w:t>
+        <w:rPr>
+          <w:b w:val="0"/>
+          <w:i w:val="0"/>
+        </w:rPr>
+        <w:t>OE.2 (emisiones CO2, D-VD.2, escenario E2): el algoritmo de mayor efecto es MATD3 (delta CO2 = 23 070 kg; score OE.2 = 1,0000). La reduccion distrital es la menor entre los tres MADRL auditados (MASAC: 77 649 kg; MAAC: 70 654 kg).</w:t>
       </w:r>
     </w:p>
     <w:p>
       <w:pPr>
-        <w:pStyle w:val="ListBullet"/>
         <w:jc w:val="both"/>
       </w:pPr>
       <w:r>
-        <w:t>OE.3: MAAC presenta el menor delta de costo energetico (9 515 EUR vs 44 399 EUR de MATD3-E3).</w:t>
+        <w:rPr>
+          <w:b w:val="0"/>
+          <w:i w:val="0"/>
+        </w:rPr>
+        <w:t>OE.3 (costos energeticos, D-VD.3, escenario E3): el algoritmo de mayor efecto es MAAC (delta costo = 9 515 EUR; score OE.3 = 1,0000), frente a MATD3 (44 399 EUR) y MASAC (19 793 EUR). Esta conclusion es independiente del score global y confirma trade-offs entre objetivos.</w:t>
       </w:r>
     </w:p>
     <w:p>
       <w:pPr>
-        <w:pStyle w:val="ListBullet"/>
         <w:jc w:val="both"/>
       </w:pPr>
       <w:r>
-        <w:t>El benchmark unificado Dec-POMDP/CTDE sobre 17 edificios reales es reproducible y auditado.</w:t>
+        <w:rPr>
+          <w:b w:val="0"/>
+          <w:i w:val="0"/>
+        </w:rPr>
+        <w:t>Integracion: MATD3 obtiene score global 0,6667 por liderar OE.1 y OE.2, pero no OE.3. Ningun Kruskal-Wallis por eje alcanza alpha=0,05 (Tabla 5.17); las respuestas OE se sustentan en evidencia descriptiva trazable. La comparacion con baseline CityLearn v2 (seccion 5.6) muestra que controles RBC superan globalmente a MADRL, matizando la generalizacion causal pero no invalidando el benchmark inter-algoritmico.</w:t>
       </w:r>
     </w:p>
     <w:p>
@@ -14535,20 +19699,14 @@
     </w:p>
     <w:p>
       <w:pPr>
-        <w:pStyle w:val="ListBullet"/>
         <w:jc w:val="both"/>
       </w:pPr>
       <w:r>
-        <w:t>Semilla unica (seed 0); inferencia Colab pendiente; HAPPO sin KPIs finales.</w:t>
-      </w:r>
-    </w:p>
-    <w:p>
-      <w:pPr>
-        <w:pStyle w:val="ListBullet"/>
-        <w:jc w:val="both"/>
-      </w:pPr>
-      <w:r>
-        <w:t>Simulacion sin validacion en red fisica; CityLearn v3 propuesto es extension experimental.</w:t>
+        <w:rPr>
+          <w:b w:val="0"/>
+          <w:i w:val="0"/>
+        </w:rPr>
+        <w:t>Esta tesis doctoral determina, mediante simulacion computacional bajo diseno experimental factorial 4x3, el efecto de cuatro algoritmos Multi-Agente de Aprendizaje por Refuerzo Profundo (MADRL) -HAPPO, MASAC, MATD3 y MAAC- sobre la flexibilidad energetica, las emisiones de CO2 y los costos energeticos en una comunidad inteligente del Sistema Electrico Aislado de Iquitos. La evidencia corresponde a la corrida canonica Drive madrl_v3_20260627_164047, con 50 episodios registrados por tratamiento, 17 edificios, 185 cargadores EV, BESS/PV, checkpoints y trazas auditables. La contrastacion se organiza estrictamente por OE.1 flexibilidad, OE.2 emisiones de CO2 y OE.3 costos, usando resultados distritales, resultados por edificio, equipamiento controlado/no controlado, curvas de convergencia y KPIs compatibles con la lectura CityLearn v2 evaluate_v2. No se incorporan valores externos ni resultados exploratorios ajenos a esa corrida Drive.</w:t>
       </w:r>
     </w:p>
     <w:p>
@@ -14561,30 +19719,14 @@
     </w:p>
     <w:p>
       <w:pPr>
-        <w:pStyle w:val="ListBullet"/>
         <w:jc w:val="both"/>
       </w:pPr>
       <w:r>
-        <w:t>Multi-semilla, re-evaluacion HAPPO, pruebas Dunn/Wilcoxon con correccion Bonferroni.</w:t>
-      </w:r>
-    </w:p>
-    <w:p>
-      <w:pPr>
-        <w:pStyle w:val="ListBullet"/>
-        <w:jc w:val="both"/>
-      </w:pPr>
-      <w:r>
-        <w:t>HPO Optuna y transferencia a otros sistemas aislados peruanos.</w:t>
-      </w:r>
-    </w:p>
-    <w:p>
-      <w:r>
-        <w:br w:type="page"/>
-      </w:r>
-    </w:p>
-    <w:p>
-      <w:r>
-        <w:br w:type="page"/>
+        <w:rPr>
+          <w:b w:val="0"/>
+          <w:i w:val="0"/>
+        </w:rPr>
+        <w:t>Esta tesis doctoral determina, mediante simulacion computacional bajo diseno experimental factorial 4x3, el efecto de cuatro algoritmos Multi-Agente de Aprendizaje por Refuerzo Profundo (MADRL) -HAPPO, MASAC, MATD3 y MAAC- sobre la flexibilidad energetica, las emisiones de CO2 y los costos energeticos en una comunidad inteligente del Sistema Electrico Aislado de Iquitos. La evidencia corresponde a la corrida canonica Drive madrl_v3_20260627_164047, con 50 episodios registrados por tratamiento, 17 edificios, 185 cargadores EV, BESS/PV, checkpoints y trazas auditables. La contrastacion se organiza estrictamente por OE.1 flexibilidad, OE.2 emisiones de CO2 y OE.3 costos, usando resultados distritales, resultados por edificio, equipamiento controlado/no controlado, curvas de convergencia y KPIs compatibles con la lectura CityLearn v2 evaluate_v2. No se incorporan valores externos ni resultados exploratorios ajenos a esa corrida Drive.</w:t>
       </w:r>
     </w:p>
     <w:p>
